--- a/星露谷物语_游戏拆解案.docx
+++ b/星露谷物语_游戏拆解案.docx
@@ -154,6 +154,14 @@
         <w:gridCol w:w="3345"/>
       </w:tblGrid>
       <w:tr>
+        <w:tblPrEx>
+          <w:tblCellMar>
+            <w:top w:w="0" w:type="dxa"/>
+            <w:left w:w="108" w:type="dxa"/>
+            <w:bottom w:w="0" w:type="dxa"/>
+            <w:right w:w="108" w:type="dxa"/>
+          </w:tblCellMar>
+        </w:tblPrEx>
         <w:trPr>
           <w:jc w:val="center"/>
         </w:trPr>
@@ -182,7 +190,7 @@
               <w:rPr>
                 <w:rFonts w:hint="eastAsia" w:ascii="宋体" w:hAnsi="宋体" w:eastAsia="宋体" w:cs="宋体"/>
                 <w:sz w:val="24"/>
-                <w:szCs w:val="28"/>
+                <w:szCs w:val="24"/>
               </w:rPr>
             </w:pPr>
             <w:r>
@@ -191,8 +199,8 @@
                 <w:b/>
                 <w:i w:val="0"/>
                 <w:color w:val="BE5C45"/>
-                <w:sz w:val="21"/>
-                <w:szCs w:val="28"/>
+                <w:sz w:val="24"/>
+                <w:szCs w:val="24"/>
               </w:rPr>
               <w:t>拆什么</w:t>
             </w:r>
@@ -205,7 +213,7 @@
               <w:rPr>
                 <w:rFonts w:hint="eastAsia" w:ascii="宋体" w:hAnsi="宋体" w:eastAsia="宋体" w:cs="宋体"/>
                 <w:sz w:val="24"/>
-                <w:szCs w:val="28"/>
+                <w:szCs w:val="24"/>
               </w:rPr>
             </w:pPr>
             <w:r>
@@ -214,8 +222,8 @@
                 <w:b w:val="0"/>
                 <w:i w:val="0"/>
                 <w:color w:val="212921"/>
-                <w:sz w:val="20"/>
-                <w:szCs w:val="28"/>
+                <w:sz w:val="24"/>
+                <w:szCs w:val="24"/>
               </w:rPr>
               <w:t>核心循环、系统耦合、数值关系、内容节奏与情感表达。不逐条复述玩法，而是解释它们为什么能咬合。</w:t>
             </w:r>
@@ -246,7 +254,7 @@
               <w:rPr>
                 <w:rFonts w:hint="eastAsia" w:ascii="宋体" w:hAnsi="宋体" w:eastAsia="宋体" w:cs="宋体"/>
                 <w:sz w:val="24"/>
-                <w:szCs w:val="28"/>
+                <w:szCs w:val="24"/>
               </w:rPr>
             </w:pPr>
             <w:r>
@@ -255,8 +263,8 @@
                 <w:b/>
                 <w:i w:val="0"/>
                 <w:color w:val="BE5C45"/>
-                <w:sz w:val="21"/>
-                <w:szCs w:val="28"/>
+                <w:sz w:val="24"/>
+                <w:szCs w:val="24"/>
               </w:rPr>
               <w:t>怎么拆</w:t>
             </w:r>
@@ -269,7 +277,7 @@
               <w:rPr>
                 <w:rFonts w:hint="eastAsia" w:ascii="宋体" w:hAnsi="宋体" w:eastAsia="宋体" w:cs="宋体"/>
                 <w:sz w:val="24"/>
-                <w:szCs w:val="28"/>
+                <w:szCs w:val="24"/>
               </w:rPr>
             </w:pPr>
             <w:r>
@@ -278,8 +286,8 @@
                 <w:b w:val="0"/>
                 <w:i w:val="0"/>
                 <w:color w:val="212921"/>
-                <w:sz w:val="20"/>
-                <w:szCs w:val="28"/>
+                <w:sz w:val="24"/>
+                <w:szCs w:val="24"/>
               </w:rPr>
               <w:t>先还原“一天”，再放大到“一季”和“一年”；先看单系统，再画系统之间的资源流与目标流。</w:t>
             </w:r>
@@ -310,7 +318,7 @@
               <w:rPr>
                 <w:rFonts w:hint="eastAsia" w:ascii="宋体" w:hAnsi="宋体" w:eastAsia="宋体" w:cs="宋体"/>
                 <w:sz w:val="24"/>
-                <w:szCs w:val="28"/>
+                <w:szCs w:val="24"/>
               </w:rPr>
             </w:pPr>
             <w:r>
@@ -319,8 +327,8 @@
                 <w:b/>
                 <w:i w:val="0"/>
                 <w:color w:val="BE5C45"/>
-                <w:sz w:val="21"/>
-                <w:szCs w:val="28"/>
+                <w:sz w:val="24"/>
+                <w:szCs w:val="24"/>
               </w:rPr>
               <w:t>数据口径</w:t>
             </w:r>
@@ -333,7 +341,7 @@
               <w:rPr>
                 <w:rFonts w:hint="eastAsia" w:ascii="宋体" w:hAnsi="宋体" w:eastAsia="宋体" w:cs="宋体"/>
                 <w:sz w:val="24"/>
-                <w:szCs w:val="28"/>
+                <w:szCs w:val="24"/>
               </w:rPr>
             </w:pPr>
             <w:r>
@@ -342,8 +350,8 @@
                 <w:b w:val="0"/>
                 <w:i w:val="0"/>
                 <w:color w:val="212921"/>
-                <w:sz w:val="20"/>
-                <w:szCs w:val="28"/>
+                <w:sz w:val="24"/>
+                <w:szCs w:val="24"/>
               </w:rPr>
               <w:t>销量与版本信息截至 2024 年 12 月；作物收益按基础品质估算；时长采用社区常见区间。</w:t>
             </w:r>
@@ -364,29 +372,6 @@
     </w:p>
     <w:p>
       <w:pPr>
-        <w:spacing w:before="80" w:after="100" w:line="372" w:lineRule="auto"/>
-        <w:ind w:firstLine="0"/>
-        <w:jc w:val="both"/>
-        <w:rPr>
-          <w:rFonts w:hint="eastAsia" w:ascii="宋体" w:hAnsi="宋体" w:eastAsia="宋体" w:cs="宋体"/>
-          <w:sz w:val="24"/>
-          <w:szCs w:val="28"/>
-        </w:rPr>
-      </w:pPr>
-      <w:r>
-        <w:rPr>
-          <w:rFonts w:hint="eastAsia" w:ascii="宋体" w:hAnsi="宋体" w:eastAsia="宋体" w:cs="宋体"/>
-          <w:b/>
-          <w:i w:val="0"/>
-          <w:color w:val="1F3D2B"/>
-          <w:sz w:val="24"/>
-          <w:szCs w:val="28"/>
-        </w:rPr>
-        <w:t>阅读这本拆解案的方式</w:t>
-      </w:r>
-    </w:p>
-    <w:p>
-      <w:pPr>
         <w:spacing w:before="0" w:after="60" w:line="360" w:lineRule="auto"/>
         <w:ind w:left="408" w:hanging="198"/>
         <w:jc w:val="both"/>
@@ -405,245 +390,39 @@
           <w:sz w:val="22"/>
           <w:szCs w:val="28"/>
         </w:rPr>
-        <w:t xml:space="preserve">  </w:t>
-      </w:r>
-      <w:r>
-        <w:rPr>
-          <w:rFonts w:hint="eastAsia" w:ascii="宋体" w:hAnsi="宋体" w:eastAsia="宋体" w:cs="宋体"/>
-          <w:b w:val="0"/>
-          <w:i w:val="0"/>
-          <w:color w:val="212921"/>
-          <w:sz w:val="22"/>
-          <w:szCs w:val="28"/>
-        </w:rPr>
-        <w:t>时间有限：读执行摘要 + 第 10 章，约 15 分钟。</w:t>
+        <w:t xml:space="preserve"> </w:t>
       </w:r>
     </w:p>
     <w:p>
       <w:pPr>
-        <w:spacing w:before="0" w:after="60" w:line="360" w:lineRule="auto"/>
-        <w:ind w:left="408" w:hanging="198"/>
-        <w:jc w:val="both"/>
+        <w:spacing w:before="0" w:after="0" w:line="120" w:lineRule="exact"/>
+        <w:ind w:firstLine="0"/>
         <w:rPr>
           <w:rFonts w:hint="eastAsia" w:ascii="宋体" w:hAnsi="宋体" w:eastAsia="宋体" w:cs="宋体"/>
           <w:sz w:val="24"/>
           <w:szCs w:val="28"/>
         </w:rPr>
       </w:pPr>
-      <w:r>
-        <w:rPr>
-          <w:rFonts w:hint="eastAsia" w:ascii="宋体" w:hAnsi="宋体" w:eastAsia="宋体" w:cs="宋体"/>
-          <w:b/>
-          <w:i w:val="0"/>
-          <w:color w:val="B08937"/>
-          <w:sz w:val="22"/>
-          <w:szCs w:val="28"/>
-        </w:rPr>
-        <w:t xml:space="preserve">  </w:t>
-      </w:r>
-      <w:r>
-        <w:rPr>
-          <w:rFonts w:hint="eastAsia" w:ascii="宋体" w:hAnsi="宋体" w:eastAsia="宋体" w:cs="宋体"/>
-          <w:b w:val="0"/>
-          <w:i w:val="0"/>
-          <w:color w:val="212921"/>
-          <w:sz w:val="22"/>
-          <w:szCs w:val="28"/>
-        </w:rPr>
-        <w:t>产品 / 系统设计：重点读第 2、3、4、5、10 章，配合图表。</w:t>
-      </w:r>
     </w:p>
     <w:p>
       <w:pPr>
-        <w:spacing w:before="0" w:after="60" w:line="360" w:lineRule="auto"/>
-        <w:ind w:left="408" w:hanging="198"/>
-        <w:jc w:val="both"/>
+        <w:spacing w:before="0" w:after="0" w:line="80" w:lineRule="exact"/>
+        <w:ind w:firstLine="0"/>
         <w:rPr>
           <w:rFonts w:hint="eastAsia" w:ascii="宋体" w:hAnsi="宋体" w:eastAsia="宋体" w:cs="宋体"/>
           <w:sz w:val="24"/>
           <w:szCs w:val="28"/>
         </w:rPr>
       </w:pPr>
-      <w:r>
-        <w:rPr>
-          <w:rFonts w:hint="eastAsia" w:ascii="宋体" w:hAnsi="宋体" w:eastAsia="宋体" w:cs="宋体"/>
-          <w:b/>
-          <w:i w:val="0"/>
-          <w:color w:val="B08937"/>
-          <w:sz w:val="22"/>
-          <w:szCs w:val="28"/>
-        </w:rPr>
-        <w:t xml:space="preserve">  </w:t>
-      </w:r>
-      <w:r>
-        <w:rPr>
-          <w:rFonts w:hint="eastAsia" w:ascii="宋体" w:hAnsi="宋体" w:eastAsia="宋体" w:cs="宋体"/>
-          <w:b w:val="0"/>
-          <w:i w:val="0"/>
-          <w:color w:val="212921"/>
-          <w:sz w:val="22"/>
-          <w:szCs w:val="28"/>
-        </w:rPr>
-        <w:t>叙事 / 美术 / 市场：重点读第 6、7、8 章，再回看第 2 章的情绪节奏。</w:t>
-      </w:r>
     </w:p>
     <w:p>
       <w:pPr>
-        <w:spacing w:before="0" w:after="0" w:line="120" w:lineRule="exact"/>
-        <w:ind w:firstLine="0"/>
-        <w:rPr>
-          <w:rFonts w:hint="eastAsia" w:ascii="宋体" w:hAnsi="宋体" w:eastAsia="宋体" w:cs="宋体"/>
-          <w:sz w:val="24"/>
-          <w:szCs w:val="28"/>
-        </w:rPr>
-      </w:pPr>
-    </w:p>
-    <w:p>
-      <w:pPr>
-        <w:spacing w:before="0" w:after="0" w:line="80" w:lineRule="exact"/>
-        <w:ind w:firstLine="0"/>
-        <w:rPr>
-          <w:rFonts w:hint="eastAsia" w:ascii="宋体" w:hAnsi="宋体" w:eastAsia="宋体" w:cs="宋体"/>
-          <w:sz w:val="24"/>
-          <w:szCs w:val="28"/>
-        </w:rPr>
-      </w:pPr>
-    </w:p>
-    <w:tbl>
-      <w:tblPr>
-        <w:tblStyle w:val="32"/>
-        <w:tblW w:w="0" w:type="auto"/>
-        <w:jc w:val="center"/>
-        <w:tblLayout w:type="fixed"/>
-        <w:tblCellMar>
-          <w:top w:w="0" w:type="dxa"/>
-          <w:left w:w="108" w:type="dxa"/>
-          <w:bottom w:w="0" w:type="dxa"/>
-          <w:right w:w="108" w:type="dxa"/>
-        </w:tblCellMar>
-      </w:tblPr>
-      <w:tblGrid>
-        <w:gridCol w:w="9411"/>
-      </w:tblGrid>
-      <w:tr>
-        <w:tblPrEx>
-          <w:tblCellMar>
-            <w:top w:w="0" w:type="dxa"/>
-            <w:left w:w="108" w:type="dxa"/>
-            <w:bottom w:w="0" w:type="dxa"/>
-            <w:right w:w="108" w:type="dxa"/>
-          </w:tblCellMar>
-        </w:tblPrEx>
-        <w:trPr>
-          <w:cantSplit/>
-          <w:jc w:val="center"/>
-        </w:trPr>
-        <w:tc>
-          <w:tcPr>
-            <w:tcW w:w="9411" w:type="dxa"/>
-            <w:tcBorders>
-              <w:top w:val="nil"/>
-              <w:left w:val="single" w:color="8FA788" w:sz="24" w:space="0"/>
-              <w:bottom w:val="nil"/>
-              <w:right w:val="nil"/>
-              <w:insideH w:val="nil"/>
-              <w:insideV w:val="nil"/>
-            </w:tcBorders>
-            <w:shd w:val="clear" w:color="auto" w:fill="EEF3E9"/>
-            <w:tcMar>
-              <w:top w:w="150" w:type="dxa"/>
-              <w:left w:w="260" w:type="dxa"/>
-              <w:bottom w:w="150" w:type="dxa"/>
-              <w:right w:w="220" w:type="dxa"/>
-            </w:tcMar>
-          </w:tcPr>
-          <w:p>
-            <w:pPr>
-              <w:spacing w:before="0" w:after="60" w:line="240" w:lineRule="auto"/>
-              <w:ind w:firstLine="0"/>
-              <w:rPr>
-                <w:rFonts w:hint="eastAsia" w:ascii="宋体" w:hAnsi="宋体" w:eastAsia="宋体" w:cs="宋体"/>
-                <w:sz w:val="24"/>
-                <w:szCs w:val="28"/>
-              </w:rPr>
-            </w:pPr>
-            <w:r>
-              <w:rPr>
-                <w:rFonts w:hint="eastAsia" w:ascii="宋体" w:hAnsi="宋体" w:eastAsia="宋体" w:cs="宋体"/>
-                <w:b/>
-                <w:i w:val="0"/>
-                <w:color w:val="1F3D2B"/>
-                <w:spacing w:val="16"/>
-                <w:sz w:val="20"/>
-                <w:szCs w:val="28"/>
-              </w:rPr>
-              <w:t>阅读提示</w:t>
-            </w:r>
-          </w:p>
-          <w:p>
-            <w:pPr>
-              <w:spacing w:before="0" w:after="0" w:line="348" w:lineRule="auto"/>
-              <w:ind w:firstLine="0"/>
-              <w:jc w:val="both"/>
-              <w:rPr>
-                <w:rFonts w:hint="eastAsia" w:ascii="宋体" w:hAnsi="宋体" w:eastAsia="宋体" w:cs="宋体"/>
-                <w:sz w:val="24"/>
-                <w:szCs w:val="28"/>
-              </w:rPr>
-            </w:pPr>
-            <w:r>
-              <w:rPr>
-                <w:rFonts w:hint="eastAsia" w:ascii="宋体" w:hAnsi="宋体" w:eastAsia="宋体" w:cs="宋体"/>
-                <w:b w:val="0"/>
-                <w:i w:val="0"/>
-                <w:color w:val="212921"/>
-                <w:sz w:val="21"/>
-                <w:szCs w:val="28"/>
-              </w:rPr>
-              <w:t>文中所有系统名、作物名与数值均以 PC 版 1.6 为基准；不同平台版本可能存在细微差异。销量为公开报道口径，不等同于财务报表。</w:t>
-            </w:r>
-          </w:p>
-        </w:tc>
-      </w:tr>
-    </w:tbl>
-    <w:p>
-      <w:pPr>
         <w:spacing w:before="0" w:after="0" w:line="100" w:lineRule="exact"/>
         <w:ind w:firstLine="0"/>
         <w:rPr>
           <w:rFonts w:hint="eastAsia" w:ascii="宋体" w:hAnsi="宋体" w:eastAsia="宋体" w:cs="宋体"/>
         </w:rPr>
       </w:pPr>
-    </w:p>
-    <w:p>
-      <w:pPr>
-        <w:pageBreakBefore/>
-        <w:spacing w:before="0" w:after="0" w:line="20" w:lineRule="exact"/>
-        <w:ind w:firstLine="0"/>
-        <w:rPr>
-          <w:rFonts w:hint="eastAsia" w:ascii="宋体" w:hAnsi="宋体" w:eastAsia="宋体" w:cs="宋体"/>
-        </w:rPr>
-      </w:pPr>
-    </w:p>
-    <w:p>
-      <w:pPr>
-        <w:spacing w:before="120" w:after="60"/>
-        <w:ind w:firstLine="0"/>
-        <w:rPr>
-          <w:rFonts w:hint="eastAsia" w:ascii="宋体" w:hAnsi="宋体" w:eastAsia="宋体" w:cs="宋体"/>
-        </w:rPr>
-      </w:pPr>
-      <w:r>
-        <w:rPr>
-          <w:rFonts w:hint="eastAsia" w:ascii="宋体" w:hAnsi="宋体" w:eastAsia="宋体" w:cs="宋体"/>
-          <w:b/>
-          <w:i w:val="0"/>
-          <w:color w:val="B08937"/>
-          <w:spacing w:val="30"/>
-          <w:sz w:val="17"/>
-        </w:rPr>
-        <w:t>READING MAP  /  阅读地图</w:t>
-      </w:r>
     </w:p>
     <w:p>
       <w:pPr>
@@ -787,6 +566,8 @@
               <w:ind w:firstLine="0"/>
               <w:rPr>
                 <w:rFonts w:hint="eastAsia" w:ascii="宋体" w:hAnsi="宋体" w:eastAsia="宋体" w:cs="宋体"/>
+                <w:sz w:val="24"/>
+                <w:szCs w:val="24"/>
               </w:rPr>
             </w:pPr>
             <w:r>
@@ -795,7 +576,8 @@
                 <w:b w:val="0"/>
                 <w:i w:val="0"/>
                 <w:color w:val="212921"/>
-                <w:sz w:val="18"/>
+                <w:sz w:val="24"/>
+                <w:szCs w:val="24"/>
               </w:rPr>
               <w:t>一款像素农场游戏，为什么能卖 4,100 万份？</w:t>
             </w:r>
@@ -879,6 +661,8 @@
               <w:ind w:firstLine="0"/>
               <w:rPr>
                 <w:rFonts w:hint="eastAsia" w:ascii="宋体" w:hAnsi="宋体" w:eastAsia="宋体" w:cs="宋体"/>
+                <w:sz w:val="24"/>
+                <w:szCs w:val="24"/>
               </w:rPr>
             </w:pPr>
             <w:r>
@@ -887,7 +671,8 @@
                 <w:b w:val="0"/>
                 <w:i w:val="0"/>
                 <w:color w:val="212921"/>
-                <w:sz w:val="18"/>
+                <w:sz w:val="24"/>
+                <w:szCs w:val="24"/>
               </w:rPr>
               <w:t>玩家到底在重复什么，又为什么愿意重复？</w:t>
             </w:r>
@@ -973,6 +758,8 @@
               <w:ind w:firstLine="0"/>
               <w:rPr>
                 <w:rFonts w:hint="eastAsia" w:ascii="宋体" w:hAnsi="宋体" w:eastAsia="宋体" w:cs="宋体"/>
+                <w:sz w:val="24"/>
+                <w:szCs w:val="24"/>
               </w:rPr>
             </w:pPr>
             <w:r>
@@ -981,7 +768,8 @@
                 <w:b w:val="0"/>
                 <w:i w:val="0"/>
                 <w:color w:val="212921"/>
-                <w:sz w:val="18"/>
+                <w:sz w:val="24"/>
+                <w:szCs w:val="24"/>
               </w:rPr>
               <w:t>种植、采矿、钓鱼、社交如何互相供料？</w:t>
             </w:r>
@@ -1065,6 +853,8 @@
               <w:ind w:firstLine="0"/>
               <w:rPr>
                 <w:rFonts w:hint="eastAsia" w:ascii="宋体" w:hAnsi="宋体" w:eastAsia="宋体" w:cs="宋体"/>
+                <w:sz w:val="24"/>
+                <w:szCs w:val="24"/>
               </w:rPr>
             </w:pPr>
             <w:r>
@@ -1073,7 +863,8 @@
                 <w:b w:val="0"/>
                 <w:i w:val="0"/>
                 <w:color w:val="212921"/>
-                <w:sz w:val="18"/>
+                <w:sz w:val="24"/>
+                <w:szCs w:val="24"/>
               </w:rPr>
               <w:t>为什么“算收益”没有毁掉治愈感？</w:t>
             </w:r>
@@ -1159,6 +950,8 @@
               <w:ind w:firstLine="0"/>
               <w:rPr>
                 <w:rFonts w:hint="eastAsia" w:ascii="宋体" w:hAnsi="宋体" w:eastAsia="宋体" w:cs="宋体"/>
+                <w:sz w:val="24"/>
+                <w:szCs w:val="24"/>
               </w:rPr>
             </w:pPr>
             <w:r>
@@ -1167,7 +960,8 @@
                 <w:b w:val="0"/>
                 <w:i w:val="0"/>
                 <w:color w:val="212921"/>
-                <w:sz w:val="18"/>
+                <w:sz w:val="24"/>
+                <w:szCs w:val="24"/>
               </w:rPr>
               <w:t>怎样让玩家每一年都拿到新玩具？</w:t>
             </w:r>
@@ -1251,6 +1045,8 @@
               <w:ind w:firstLine="0"/>
               <w:rPr>
                 <w:rFonts w:hint="eastAsia" w:ascii="宋体" w:hAnsi="宋体" w:eastAsia="宋体" w:cs="宋体"/>
+                <w:sz w:val="24"/>
+                <w:szCs w:val="24"/>
               </w:rPr>
             </w:pPr>
             <w:r>
@@ -1259,7 +1055,8 @@
                 <w:b w:val="0"/>
                 <w:i w:val="0"/>
                 <w:color w:val="212921"/>
-                <w:sz w:val="18"/>
+                <w:sz w:val="24"/>
+                <w:szCs w:val="24"/>
               </w:rPr>
               <w:t>没有大反派的故事，为什么让人记住？</w:t>
             </w:r>
@@ -1345,6 +1142,8 @@
               <w:ind w:firstLine="0"/>
               <w:rPr>
                 <w:rFonts w:hint="eastAsia" w:ascii="宋体" w:hAnsi="宋体" w:eastAsia="宋体" w:cs="宋体"/>
+                <w:sz w:val="24"/>
+                <w:szCs w:val="24"/>
               </w:rPr>
             </w:pPr>
             <w:r>
@@ -1353,7 +1152,8 @@
                 <w:b w:val="0"/>
                 <w:i w:val="0"/>
                 <w:color w:val="212921"/>
-                <w:sz w:val="18"/>
+                <w:sz w:val="24"/>
+                <w:szCs w:val="24"/>
               </w:rPr>
               <w:t>像素与音乐如何制造“生活感”？</w:t>
             </w:r>
@@ -1437,6 +1237,8 @@
               <w:ind w:firstLine="0"/>
               <w:rPr>
                 <w:rFonts w:hint="eastAsia" w:ascii="宋体" w:hAnsi="宋体" w:eastAsia="宋体" w:cs="宋体"/>
+                <w:sz w:val="24"/>
+                <w:szCs w:val="24"/>
               </w:rPr>
             </w:pPr>
             <w:r>
@@ -1445,7 +1247,8 @@
                 <w:b w:val="0"/>
                 <w:i w:val="0"/>
                 <w:color w:val="212921"/>
-                <w:sz w:val="18"/>
+                <w:sz w:val="24"/>
+                <w:szCs w:val="24"/>
               </w:rPr>
               <w:t>长销是运气，还是可设计的结果？</w:t>
             </w:r>
@@ -1531,6 +1334,8 @@
               <w:ind w:firstLine="0"/>
               <w:rPr>
                 <w:rFonts w:hint="eastAsia" w:ascii="宋体" w:hAnsi="宋体" w:eastAsia="宋体" w:cs="宋体"/>
+                <w:sz w:val="24"/>
+                <w:szCs w:val="24"/>
               </w:rPr>
             </w:pPr>
             <w:r>
@@ -1539,7 +1344,8 @@
                 <w:b w:val="0"/>
                 <w:i w:val="0"/>
                 <w:color w:val="212921"/>
-                <w:sz w:val="18"/>
+                <w:sz w:val="24"/>
+                <w:szCs w:val="24"/>
               </w:rPr>
               <w:t>哪些设计今天已经开始显得吃力？</w:t>
             </w:r>
@@ -1623,6 +1429,8 @@
               <w:ind w:firstLine="0"/>
               <w:rPr>
                 <w:rFonts w:hint="eastAsia" w:ascii="宋体" w:hAnsi="宋体" w:eastAsia="宋体" w:cs="宋体"/>
+                <w:sz w:val="24"/>
+                <w:szCs w:val="24"/>
               </w:rPr>
             </w:pPr>
             <w:r>
@@ -1631,7 +1439,8 @@
                 <w:b w:val="0"/>
                 <w:i w:val="0"/>
                 <w:color w:val="212921"/>
-                <w:sz w:val="18"/>
+                <w:sz w:val="24"/>
+                <w:szCs w:val="24"/>
               </w:rPr>
               <w:t>如果我们要做同类产品，应该学什么？</w:t>
             </w:r>
@@ -1641,8 +1450,7 @@
     </w:tbl>
     <w:p>
       <w:pPr>
-        <w:spacing w:before="0" w:after="0" w:line="200" w:lineRule="exact"/>
-        <w:ind w:firstLine="0"/>
+        <w:ind w:left="0" w:leftChars="0" w:firstLine="0" w:firstLineChars="0"/>
         <w:rPr>
           <w:rFonts w:hint="eastAsia" w:ascii="宋体" w:hAnsi="宋体" w:eastAsia="宋体" w:cs="宋体"/>
         </w:rPr>
@@ -1650,8 +1458,7 @@
     </w:p>
     <w:p>
       <w:pPr>
-        <w:spacing w:before="0" w:after="0" w:line="80" w:lineRule="exact"/>
-        <w:ind w:firstLine="0"/>
+        <w:ind w:left="0" w:leftChars="0" w:firstLine="0" w:firstLineChars="0"/>
         <w:rPr>
           <w:rFonts w:hint="eastAsia" w:ascii="宋体" w:hAnsi="宋体" w:eastAsia="宋体" w:cs="宋体"/>
         </w:rPr>
@@ -1659,15 +1466,7 @@
     </w:p>
     <w:p>
       <w:pPr>
-        <w:spacing w:before="0" w:after="0" w:line="100" w:lineRule="exact"/>
-        <w:ind w:firstLine="0"/>
-        <w:rPr>
-          <w:rFonts w:hint="eastAsia" w:ascii="宋体" w:hAnsi="宋体" w:eastAsia="宋体" w:cs="宋体"/>
-        </w:rPr>
-      </w:pPr>
-    </w:p>
-    <w:p>
-      <w:pPr>
+        <w:ind w:left="0" w:leftChars="0" w:firstLine="0" w:firstLineChars="0"/>
         <w:rPr>
           <w:rFonts w:hint="eastAsia" w:ascii="宋体" w:hAnsi="宋体" w:eastAsia="宋体" w:cs="宋体"/>
         </w:rPr>
@@ -1680,45 +1479,6 @@
           <w:docGrid w:linePitch="360" w:charSpace="0"/>
         </w:sectPr>
       </w:pPr>
-    </w:p>
-    <w:p>
-      <w:pPr>
-        <w:spacing w:before="40" w:after="40"/>
-        <w:ind w:firstLine="0"/>
-        <w:rPr>
-          <w:rFonts w:hint="eastAsia" w:ascii="宋体" w:hAnsi="宋体" w:eastAsia="宋体" w:cs="宋体"/>
-        </w:rPr>
-      </w:pPr>
-      <w:r>
-        <w:rPr>
-          <w:rFonts w:hint="eastAsia" w:ascii="宋体" w:hAnsi="宋体" w:eastAsia="宋体" w:cs="宋体"/>
-          <w:b/>
-          <w:i w:val="0"/>
-          <w:color w:val="B08937"/>
-          <w:spacing w:val="30"/>
-          <w:sz w:val="17"/>
-        </w:rPr>
-        <w:t>EXECUTIVE SUMMARY  /  执行摘要</w:t>
-      </w:r>
-    </w:p>
-    <w:p>
-      <w:pPr>
-        <w:spacing w:before="40" w:after="60"/>
-        <w:ind w:firstLine="0"/>
-        <w:rPr>
-          <w:rFonts w:hint="eastAsia" w:ascii="宋体" w:hAnsi="宋体" w:eastAsia="宋体" w:cs="宋体"/>
-        </w:rPr>
-      </w:pPr>
-      <w:r>
-        <w:rPr>
-          <w:rFonts w:hint="eastAsia" w:ascii="宋体" w:hAnsi="宋体" w:eastAsia="宋体" w:cs="宋体"/>
-          <w:b/>
-          <w:i w:val="0"/>
-          <w:color w:val="1F3D2B"/>
-          <w:sz w:val="54"/>
-        </w:rPr>
-        <w:t>不是“缝合”，而是“编织”</w:t>
-      </w:r>
     </w:p>
     <w:p>
       <w:pPr>
@@ -1796,12 +1556,6 @@
             <w:insideH w:val="single" w:color="D8D0BC" w:sz="2" w:space="0"/>
             <w:insideV w:val="single" w:color="D8D0BC" w:sz="2" w:space="0"/>
           </w:tblBorders>
-          <w:tblCellMar>
-            <w:top w:w="0" w:type="dxa"/>
-            <w:left w:w="108" w:type="dxa"/>
-            <w:bottom w:w="0" w:type="dxa"/>
-            <w:right w:w="108" w:type="dxa"/>
-          </w:tblCellMar>
         </w:tblPrEx>
         <w:trPr>
           <w:jc w:val="center"/>
@@ -2197,7 +1951,7 @@
         <w:jc w:val="both"/>
         <w:rPr>
           <w:rFonts w:hint="eastAsia" w:ascii="宋体" w:hAnsi="宋体" w:eastAsia="宋体" w:cs="宋体"/>
-          <w:sz w:val="22"/>
+          <w:sz w:val="24"/>
           <w:szCs w:val="24"/>
         </w:rPr>
       </w:pPr>
@@ -2218,7 +1972,7 @@
           <w:b/>
           <w:i w:val="0"/>
           <w:color w:val="1F3D2B"/>
-          <w:sz w:val="22"/>
+          <w:sz w:val="24"/>
           <w:szCs w:val="24"/>
         </w:rPr>
         <w:t>三层循环同时在线</w:t>
@@ -2229,7 +1983,7 @@
           <w:b w:val="0"/>
           <w:i w:val="0"/>
           <w:color w:val="212921"/>
-          <w:sz w:val="21"/>
+          <w:sz w:val="24"/>
           <w:szCs w:val="24"/>
         </w:rPr>
         <w:t xml:space="preserve">  日循环提供即时反馈，季循环提供作物与节庆的中期期待，年循环提供解锁、关系与完美的长期意义。</w:t>
@@ -2242,7 +1996,7 @@
         <w:jc w:val="both"/>
         <w:rPr>
           <w:rFonts w:hint="eastAsia" w:ascii="宋体" w:hAnsi="宋体" w:eastAsia="宋体" w:cs="宋体"/>
-          <w:sz w:val="22"/>
+          <w:sz w:val="24"/>
           <w:szCs w:val="24"/>
         </w:rPr>
       </w:pPr>
@@ -2252,7 +2006,7 @@
           <w:b/>
           <w:i w:val="0"/>
           <w:color w:val="B08937"/>
-          <w:sz w:val="28"/>
+          <w:sz w:val="24"/>
           <w:szCs w:val="24"/>
         </w:rPr>
         <w:t xml:space="preserve">02  </w:t>
@@ -2263,7 +2017,7 @@
           <w:b/>
           <w:i w:val="0"/>
           <w:color w:val="1F3D2B"/>
-          <w:sz w:val="22"/>
+          <w:sz w:val="24"/>
           <w:szCs w:val="24"/>
         </w:rPr>
         <w:t>资源三角可兑换</w:t>
@@ -2274,7 +2028,7 @@
           <w:b w:val="0"/>
           <w:i w:val="0"/>
           <w:color w:val="212921"/>
-          <w:sz w:val="21"/>
+          <w:sz w:val="24"/>
           <w:szCs w:val="24"/>
         </w:rPr>
         <w:t xml:space="preserve">  时间不可逆、体力日重置、金钱可积累；三者互相兑换，且兑换率随工具与建筑变化，策略空间由此产生。</w:t>
@@ -2287,7 +2041,7 @@
         <w:jc w:val="both"/>
         <w:rPr>
           <w:rFonts w:hint="eastAsia" w:ascii="宋体" w:hAnsi="宋体" w:eastAsia="宋体" w:cs="宋体"/>
-          <w:sz w:val="22"/>
+          <w:sz w:val="24"/>
           <w:szCs w:val="24"/>
         </w:rPr>
       </w:pPr>
@@ -2297,7 +2051,7 @@
           <w:b/>
           <w:i w:val="0"/>
           <w:color w:val="B08937"/>
-          <w:sz w:val="28"/>
+          <w:sz w:val="24"/>
           <w:szCs w:val="24"/>
         </w:rPr>
         <w:t xml:space="preserve">03  </w:t>
@@ -2308,7 +2062,7 @@
           <w:b/>
           <w:i w:val="0"/>
           <w:color w:val="1F3D2B"/>
-          <w:sz w:val="22"/>
+          <w:sz w:val="24"/>
           <w:szCs w:val="24"/>
         </w:rPr>
         <w:t>系统之间互相供料</w:t>
@@ -2319,7 +2073,7 @@
           <w:b w:val="0"/>
           <w:i w:val="0"/>
           <w:color w:val="212921"/>
-          <w:sz w:val="21"/>
+          <w:sz w:val="24"/>
           <w:szCs w:val="24"/>
         </w:rPr>
         <w:t xml:space="preserve">  种植、采矿、钓鱼、采集、社交、社区中心彼此提供资源、目标与情绪，几乎没有孤立的“内容岛”。</w:t>
@@ -2332,7 +2086,7 @@
         <w:jc w:val="both"/>
         <w:rPr>
           <w:rFonts w:hint="eastAsia" w:ascii="宋体" w:hAnsi="宋体" w:eastAsia="宋体" w:cs="宋体"/>
-          <w:sz w:val="22"/>
+          <w:sz w:val="24"/>
           <w:szCs w:val="24"/>
         </w:rPr>
       </w:pPr>
@@ -2342,7 +2096,7 @@
           <w:b/>
           <w:i w:val="0"/>
           <w:color w:val="B08937"/>
-          <w:sz w:val="28"/>
+          <w:sz w:val="24"/>
           <w:szCs w:val="24"/>
         </w:rPr>
         <w:t xml:space="preserve">04  </w:t>
@@ -2353,7 +2107,7 @@
           <w:b/>
           <w:i w:val="0"/>
           <w:color w:val="1F3D2B"/>
-          <w:sz w:val="22"/>
+          <w:sz w:val="24"/>
           <w:szCs w:val="24"/>
         </w:rPr>
         <w:t>压力被转成机会成本</w:t>
@@ -2364,7 +2118,7 @@
           <w:b w:val="0"/>
           <w:i w:val="0"/>
           <w:color w:val="212921"/>
-          <w:sz w:val="21"/>
+          <w:sz w:val="24"/>
           <w:szCs w:val="24"/>
         </w:rPr>
         <w:t xml:space="preserve">  游戏没有真正的失败，只有“今天做不了另一件事”；错过不是惩罚，而是下一次规划的理由。</w:t>
@@ -2377,7 +2131,7 @@
         <w:jc w:val="both"/>
         <w:rPr>
           <w:rFonts w:hint="eastAsia" w:ascii="宋体" w:hAnsi="宋体" w:eastAsia="宋体" w:cs="宋体"/>
-          <w:sz w:val="22"/>
+          <w:sz w:val="24"/>
           <w:szCs w:val="24"/>
         </w:rPr>
       </w:pPr>
@@ -2387,7 +2141,7 @@
           <w:b/>
           <w:i w:val="0"/>
           <w:color w:val="B08937"/>
-          <w:sz w:val="28"/>
+          <w:sz w:val="24"/>
           <w:szCs w:val="24"/>
         </w:rPr>
         <w:t xml:space="preserve">05  </w:t>
@@ -2398,7 +2152,7 @@
           <w:b/>
           <w:i w:val="0"/>
           <w:color w:val="1F3D2B"/>
-          <w:sz w:val="22"/>
+          <w:sz w:val="24"/>
           <w:szCs w:val="24"/>
         </w:rPr>
         <w:t>作者性是护城河</w:t>
@@ -2409,7 +2163,7 @@
           <w:b w:val="0"/>
           <w:i w:val="0"/>
           <w:color w:val="212921"/>
-          <w:sz w:val="21"/>
+          <w:sz w:val="24"/>
           <w:szCs w:val="24"/>
         </w:rPr>
         <w:t xml:space="preserve">  统一的美术、音乐、文本、更新节奏与沟通方式，形成一种难以外包、也难以快速复制的整体感。</w:t>
@@ -2450,7 +2204,7 @@
         <w:ind w:firstLine="0"/>
         <w:rPr>
           <w:rFonts w:hint="eastAsia" w:ascii="宋体" w:hAnsi="宋体" w:eastAsia="宋体" w:cs="宋体"/>
-          <w:sz w:val="22"/>
+          <w:sz w:val="24"/>
           <w:szCs w:val="24"/>
         </w:rPr>
       </w:pPr>
@@ -2460,7 +2214,7 @@
           <w:b w:val="0"/>
           <w:i w:val="0"/>
           <w:color w:val="70766A"/>
-          <w:sz w:val="22"/>
+          <w:sz w:val="24"/>
           <w:szCs w:val="24"/>
         </w:rPr>
         <w:t>成功的因果，往往藏在“看起来不像是设计”的地方。</w:t>
@@ -2472,7 +2226,7 @@
         <w:ind w:firstLine="0"/>
         <w:rPr>
           <w:rFonts w:hint="eastAsia" w:ascii="宋体" w:hAnsi="宋体" w:eastAsia="宋体" w:cs="宋体"/>
-          <w:sz w:val="22"/>
+          <w:sz w:val="24"/>
           <w:szCs w:val="24"/>
         </w:rPr>
       </w:pPr>
@@ -2482,7 +2236,7 @@
           <w:b/>
           <w:i w:val="0"/>
           <w:color w:val="BE5C45"/>
-          <w:sz w:val="22"/>
+          <w:sz w:val="24"/>
           <w:szCs w:val="24"/>
         </w:rPr>
         <w:t>不是“慢节奏”本身成功</w:t>
@@ -2494,7 +2248,7 @@
         <w:ind w:left="142" w:firstLine="0"/>
         <w:rPr>
           <w:rFonts w:hint="eastAsia" w:ascii="宋体" w:hAnsi="宋体" w:eastAsia="宋体" w:cs="宋体"/>
-          <w:sz w:val="22"/>
+          <w:sz w:val="24"/>
           <w:szCs w:val="24"/>
         </w:rPr>
       </w:pPr>
@@ -2504,7 +2258,7 @@
           <w:b w:val="0"/>
           <w:i w:val="0"/>
           <w:color w:val="212921"/>
-          <w:sz w:val="21"/>
+          <w:sz w:val="24"/>
           <w:szCs w:val="24"/>
         </w:rPr>
         <w:t>而是慢节奏之下仍有高密度的选择：今天浇水、下矿、钓鱼还是送礼？每一个“不做”都有代价。</w:t>
@@ -2516,7 +2270,7 @@
         <w:ind w:firstLine="0"/>
         <w:rPr>
           <w:rFonts w:hint="eastAsia" w:ascii="宋体" w:hAnsi="宋体" w:eastAsia="宋体" w:cs="宋体"/>
-          <w:sz w:val="22"/>
+          <w:sz w:val="24"/>
           <w:szCs w:val="24"/>
         </w:rPr>
       </w:pPr>
@@ -2526,7 +2280,7 @@
           <w:b/>
           <w:i w:val="0"/>
           <w:color w:val="BE5C45"/>
-          <w:sz w:val="22"/>
+          <w:sz w:val="24"/>
           <w:szCs w:val="24"/>
         </w:rPr>
         <w:t>不是“没有压力”</w:t>
@@ -2538,7 +2292,7 @@
         <w:ind w:left="142" w:firstLine="0"/>
         <w:rPr>
           <w:rFonts w:hint="eastAsia" w:ascii="宋体" w:hAnsi="宋体" w:eastAsia="宋体" w:cs="宋体"/>
-          <w:sz w:val="22"/>
+          <w:sz w:val="24"/>
           <w:szCs w:val="24"/>
         </w:rPr>
       </w:pPr>
@@ -2548,7 +2302,7 @@
           <w:b w:val="0"/>
           <w:i w:val="0"/>
           <w:color w:val="212921"/>
-          <w:sz w:val="21"/>
+          <w:sz w:val="24"/>
           <w:szCs w:val="24"/>
         </w:rPr>
         <w:t>而是压力被转成了机会成本。没有 Game Over，但季节、生日、节日与作物枯死都在提醒你：时间有限。</w:t>
@@ -2560,7 +2314,7 @@
         <w:ind w:firstLine="0"/>
         <w:rPr>
           <w:rFonts w:hint="eastAsia" w:ascii="宋体" w:hAnsi="宋体" w:eastAsia="宋体" w:cs="宋体"/>
-          <w:sz w:val="22"/>
+          <w:sz w:val="24"/>
           <w:szCs w:val="24"/>
         </w:rPr>
       </w:pPr>
@@ -2570,7 +2324,7 @@
           <w:b/>
           <w:i w:val="0"/>
           <w:color w:val="BE5C45"/>
-          <w:sz w:val="22"/>
+          <w:sz w:val="24"/>
           <w:szCs w:val="24"/>
         </w:rPr>
         <w:t>不是“内容多”</w:t>
@@ -2582,7 +2336,7 @@
         <w:ind w:left="142" w:firstLine="0"/>
         <w:rPr>
           <w:rFonts w:hint="eastAsia" w:ascii="宋体" w:hAnsi="宋体" w:eastAsia="宋体" w:cs="宋体"/>
-          <w:sz w:val="22"/>
+          <w:sz w:val="24"/>
           <w:szCs w:val="24"/>
         </w:rPr>
       </w:pPr>
@@ -2592,7 +2346,7 @@
           <w:b w:val="0"/>
           <w:i w:val="0"/>
           <w:color w:val="212921"/>
-          <w:sz w:val="21"/>
+          <w:sz w:val="24"/>
           <w:szCs w:val="24"/>
         </w:rPr>
         <w:t>而是内容之间互相解释。社区中心让钓鱼有意义，钓鱼让矿洞有补给，矿洞又让农场自动化成为可能。</w:t>
@@ -2697,42 +2451,12 @@
           </w:p>
           <w:p>
             <w:pPr>
-              <w:spacing w:before="0" w:after="40"/>
-              <w:ind w:firstLine="0"/>
-              <w:rPr>
-                <w:rFonts w:hint="eastAsia" w:ascii="宋体" w:hAnsi="宋体" w:eastAsia="宋体" w:cs="宋体"/>
-              </w:rPr>
-            </w:pPr>
-            <w:r>
-              <w:rPr>
-                <w:rFonts w:hint="eastAsia" w:ascii="宋体" w:hAnsi="宋体" w:eastAsia="宋体" w:cs="宋体"/>
-                <w:b w:val="0"/>
-                <w:i w:val="0"/>
-                <w:color w:val="C4D2BB"/>
-                <w:spacing w:val="24"/>
-                <w:sz w:val="15"/>
-              </w:rPr>
-              <w:t>A SMALL WORLD, CAREFULLY REPAIRED</w:t>
-            </w:r>
-          </w:p>
-          <w:p>
-            <w:pPr>
               <w:spacing w:before="0" w:after="0"/>
               <w:ind w:firstLine="0"/>
               <w:rPr>
                 <w:rFonts w:hint="eastAsia" w:ascii="宋体" w:hAnsi="宋体" w:eastAsia="宋体" w:cs="宋体"/>
               </w:rPr>
             </w:pPr>
-            <w:r>
-              <w:rPr>
-                <w:rFonts w:hint="eastAsia" w:ascii="宋体" w:hAnsi="宋体" w:eastAsia="宋体" w:cs="宋体"/>
-                <w:b w:val="0"/>
-                <w:i w:val="0"/>
-                <w:color w:val="AABCA2"/>
-                <w:sz w:val="16"/>
-              </w:rPr>
-              <w:t>— 本报告对星露谷物语情感结构的概括</w:t>
-            </w:r>
           </w:p>
         </w:tc>
       </w:tr>
@@ -2745,49 +2469,6 @@
           <w:rFonts w:hint="eastAsia" w:ascii="宋体" w:hAnsi="宋体" w:eastAsia="宋体" w:cs="宋体"/>
         </w:rPr>
       </w:pPr>
-    </w:p>
-    <w:p>
-      <w:pPr>
-        <w:spacing w:before="40" w:after="100" w:line="372" w:lineRule="auto"/>
-        <w:ind w:firstLine="0"/>
-        <w:jc w:val="both"/>
-        <w:rPr>
-          <w:rFonts w:hint="eastAsia" w:ascii="宋体" w:hAnsi="宋体" w:eastAsia="宋体" w:cs="宋体"/>
-        </w:rPr>
-      </w:pPr>
-      <w:r>
-        <w:rPr>
-          <w:rFonts w:hint="eastAsia" w:ascii="宋体" w:hAnsi="宋体" w:eastAsia="宋体" w:cs="宋体"/>
-          <w:b/>
-          <w:i w:val="0"/>
-          <w:color w:val="1F3D2B"/>
-          <w:sz w:val="21"/>
-        </w:rPr>
-        <w:t>本报告的结构</w:t>
-      </w:r>
-    </w:p>
-    <w:p>
-      <w:pPr>
-        <w:spacing w:before="0" w:after="100" w:line="372" w:lineRule="auto"/>
-        <w:ind w:firstLine="420"/>
-        <w:jc w:val="both"/>
-        <w:rPr>
-          <w:rFonts w:hint="eastAsia" w:ascii="宋体" w:hAnsi="宋体" w:eastAsia="宋体" w:cs="宋体"/>
-          <w:sz w:val="22"/>
-          <w:szCs w:val="24"/>
-        </w:rPr>
-      </w:pPr>
-      <w:r>
-        <w:rPr>
-          <w:rFonts w:hint="eastAsia" w:ascii="宋体" w:hAnsi="宋体" w:eastAsia="宋体" w:cs="宋体"/>
-          <w:b w:val="0"/>
-          <w:i w:val="0"/>
-          <w:color w:val="212921"/>
-          <w:sz w:val="21"/>
-          <w:szCs w:val="24"/>
-        </w:rPr>
-        <w:t>第 1 章先交代产品事实与长销曲线；第 2–3 章拆开核心循环与系统耦合；第 4–5 章进入数值与节奏；第 6–8 章讨论叙事、视听与市场；第 9 章做批判性复盘；第 10 章把结论压缩成可执行的设计原则。</w:t>
-      </w:r>
     </w:p>
     <w:p>
       <w:pPr>
@@ -2869,97 +2550,6 @@
         </w:rPr>
       </w:pPr>
     </w:p>
-    <w:tbl>
-      <w:tblPr>
-        <w:tblStyle w:val="32"/>
-        <w:tblW w:w="0" w:type="auto"/>
-        <w:jc w:val="center"/>
-        <w:tblLayout w:type="fixed"/>
-        <w:tblCellMar>
-          <w:top w:w="0" w:type="dxa"/>
-          <w:left w:w="108" w:type="dxa"/>
-          <w:bottom w:w="0" w:type="dxa"/>
-          <w:right w:w="108" w:type="dxa"/>
-        </w:tblCellMar>
-      </w:tblPr>
-      <w:tblGrid>
-        <w:gridCol w:w="9411"/>
-      </w:tblGrid>
-      <w:tr>
-        <w:tblPrEx>
-          <w:tblCellMar>
-            <w:top w:w="0" w:type="dxa"/>
-            <w:left w:w="108" w:type="dxa"/>
-            <w:bottom w:w="0" w:type="dxa"/>
-            <w:right w:w="108" w:type="dxa"/>
-          </w:tblCellMar>
-        </w:tblPrEx>
-        <w:trPr>
-          <w:cantSplit/>
-          <w:jc w:val="center"/>
-        </w:trPr>
-        <w:tc>
-          <w:tcPr>
-            <w:tcW w:w="9411" w:type="dxa"/>
-            <w:tcBorders>
-              <w:top w:val="nil"/>
-              <w:left w:val="single" w:color="1F3D2B" w:sz="24" w:space="0"/>
-              <w:bottom w:val="nil"/>
-              <w:right w:val="nil"/>
-              <w:insideH w:val="nil"/>
-              <w:insideV w:val="nil"/>
-            </w:tcBorders>
-            <w:shd w:val="clear" w:color="auto" w:fill="F7F2E4"/>
-            <w:tcMar>
-              <w:top w:w="150" w:type="dxa"/>
-              <w:left w:w="260" w:type="dxa"/>
-              <w:bottom w:w="150" w:type="dxa"/>
-              <w:right w:w="220" w:type="dxa"/>
-            </w:tcMar>
-          </w:tcPr>
-          <w:p>
-            <w:pPr>
-              <w:spacing w:before="0" w:after="60" w:line="240" w:lineRule="auto"/>
-              <w:ind w:firstLine="0"/>
-              <w:rPr>
-                <w:rFonts w:hint="eastAsia" w:ascii="宋体" w:hAnsi="宋体" w:eastAsia="宋体" w:cs="宋体"/>
-              </w:rPr>
-            </w:pPr>
-            <w:r>
-              <w:rPr>
-                <w:rFonts w:hint="eastAsia" w:ascii="宋体" w:hAnsi="宋体" w:eastAsia="宋体" w:cs="宋体"/>
-                <w:b/>
-                <w:i w:val="0"/>
-                <w:color w:val="1F3D2B"/>
-                <w:spacing w:val="16"/>
-                <w:sz w:val="16"/>
-              </w:rPr>
-              <w:t>本章结论</w:t>
-            </w:r>
-          </w:p>
-          <w:p>
-            <w:pPr>
-              <w:spacing w:before="0" w:after="0" w:line="348" w:lineRule="auto"/>
-              <w:ind w:firstLine="0"/>
-              <w:jc w:val="both"/>
-              <w:rPr>
-                <w:rFonts w:hint="eastAsia" w:ascii="宋体" w:hAnsi="宋体" w:eastAsia="宋体" w:cs="宋体"/>
-              </w:rPr>
-            </w:pPr>
-            <w:r>
-              <w:rPr>
-                <w:rFonts w:hint="eastAsia" w:ascii="宋体" w:hAnsi="宋体" w:eastAsia="宋体" w:cs="宋体"/>
-                <w:b w:val="0"/>
-                <w:i w:val="0"/>
-                <w:color w:val="212921"/>
-                <w:sz w:val="19"/>
-              </w:rPr>
-              <w:t>星露谷不是靠“怀旧”赢的。它用极低的硬件门槛、极高的内容密度和可持续的免费更新，把一款个人作品变成了一个跨平台、跨世代的长销产品。</w:t>
-            </w:r>
-          </w:p>
-        </w:tc>
-      </w:tr>
-    </w:tbl>
     <w:p>
       <w:pPr>
         <w:spacing w:before="0" w:after="0" w:line="100" w:lineRule="exact"/>
@@ -2976,7 +2566,7 @@
         <w:jc w:val="both"/>
         <w:rPr>
           <w:rFonts w:hint="eastAsia" w:ascii="宋体" w:hAnsi="宋体" w:eastAsia="宋体" w:cs="宋体"/>
-          <w:sz w:val="22"/>
+          <w:sz w:val="24"/>
           <w:szCs w:val="24"/>
         </w:rPr>
       </w:pPr>
@@ -2986,7 +2576,7 @@
           <w:b w:val="0"/>
           <w:i w:val="0"/>
           <w:color w:val="212921"/>
-          <w:sz w:val="22"/>
+          <w:sz w:val="24"/>
           <w:szCs w:val="24"/>
         </w:rPr>
         <w:t>2016 年 2 月 26 日，星露谷物语在 Steam 上线。它没有 3A 画面、没有配音、没有多人联机（最初），也没有发行商的大规模广告。它只有一个由 Eric Barone（ConcernedApe）独自打磨了四年的像素农场，以及一个非常具体的承诺：你可以离开城市，继承一座荒废的农场，重新安排自己的生活。</w:t>
@@ -2999,7 +2589,7 @@
         <w:jc w:val="both"/>
         <w:rPr>
           <w:rFonts w:hint="eastAsia" w:ascii="宋体" w:hAnsi="宋体" w:eastAsia="宋体" w:cs="宋体"/>
-          <w:sz w:val="22"/>
+          <w:sz w:val="24"/>
           <w:szCs w:val="24"/>
         </w:rPr>
       </w:pPr>
@@ -3009,7 +2599,7 @@
           <w:b w:val="0"/>
           <w:i w:val="0"/>
           <w:color w:val="212921"/>
-          <w:sz w:val="22"/>
+          <w:sz w:val="24"/>
           <w:szCs w:val="24"/>
         </w:rPr>
         <w:t>九年后，这个承诺被 4,100 万人接受。更反常的是，它的销售曲线不是“首月爆发、随后衰减”，而是“越老越能卖”：2020 年 1 月突破 1,000 万，2022 年 3 月突破 2,000 万，2023 年 2 月突破 3,000 万，2024 年 12 月突破 4,100 万。对于一款买断制单机游戏，这是极罕见的长期曲线。</w:t>
@@ -4056,7 +3646,7 @@
         <w:jc w:val="both"/>
         <w:rPr>
           <w:rFonts w:hint="eastAsia" w:ascii="宋体" w:hAnsi="宋体" w:eastAsia="宋体" w:cs="宋体"/>
-          <w:sz w:val="22"/>
+          <w:sz w:val="24"/>
           <w:szCs w:val="24"/>
         </w:rPr>
       </w:pPr>
@@ -4066,7 +3656,7 @@
           <w:b w:val="0"/>
           <w:i w:val="0"/>
           <w:color w:val="212921"/>
-          <w:sz w:val="20"/>
+          <w:sz w:val="24"/>
           <w:szCs w:val="24"/>
         </w:rPr>
         <w:t>这张曲线值得多看一秒：它不是“首发即巅峰”的典型单机曲线，而是持续被新平台、新版本和新玩家重新发现的结果。对买断制产品来说，这意味着“长销”不是上线后的运气，而是可以被内容节奏与平台策略共同设计的。</w:t>
@@ -4210,7 +3800,7 @@
         <w:jc w:val="both"/>
         <w:rPr>
           <w:rFonts w:hint="eastAsia" w:ascii="宋体" w:hAnsi="宋体" w:eastAsia="宋体" w:cs="宋体"/>
-          <w:sz w:val="22"/>
+          <w:sz w:val="24"/>
           <w:szCs w:val="24"/>
         </w:rPr>
       </w:pPr>
@@ -4220,7 +3810,7 @@
           <w:b w:val="0"/>
           <w:i w:val="0"/>
           <w:color w:val="212921"/>
-          <w:sz w:val="22"/>
+          <w:sz w:val="24"/>
           <w:szCs w:val="24"/>
         </w:rPr>
         <w:t>在星露谷之前，农场模拟并不是一个空白品类。《牧场物语》《符文工房》已经定义了“种田 + 社交 + 小镇”的基本公式。星露谷的起点，甚至可以说是一次有意为之的致敬：它保留了播种、浇水、收获、送礼、节日、结婚这些经典模块，几乎没有发明全新的玩法。</w:t>
@@ -4233,7 +3823,7 @@
         <w:jc w:val="both"/>
         <w:rPr>
           <w:rFonts w:hint="eastAsia" w:ascii="宋体" w:hAnsi="宋体" w:eastAsia="宋体" w:cs="宋体"/>
-          <w:sz w:val="22"/>
+          <w:sz w:val="24"/>
           <w:szCs w:val="24"/>
         </w:rPr>
       </w:pPr>
@@ -4243,7 +3833,7 @@
           <w:b w:val="0"/>
           <w:i w:val="0"/>
           <w:color w:val="212921"/>
-          <w:sz w:val="22"/>
+          <w:sz w:val="24"/>
           <w:szCs w:val="24"/>
         </w:rPr>
         <w:t>它真正拉开差距的，是完成度。不是某一个系统特别深，而是几乎所有系统都“能用、好用、愿意反复用”：作物有明确的生长日历，NPC 有稳定的作息与对话，矿洞有可预期的楼层奖励，钓鱼有一个上手难但精通爽的小游戏。玩家不需要先原谅一堆粗糙，才能享受到乐趣。</w:t>
@@ -4256,7 +3846,7 @@
         <w:jc w:val="both"/>
         <w:rPr>
           <w:rFonts w:hint="eastAsia" w:ascii="宋体" w:hAnsi="宋体" w:eastAsia="宋体" w:cs="宋体"/>
-          <w:sz w:val="22"/>
+          <w:sz w:val="24"/>
           <w:szCs w:val="24"/>
         </w:rPr>
       </w:pPr>
@@ -4266,7 +3856,7 @@
           <w:b w:val="0"/>
           <w:i w:val="0"/>
           <w:color w:val="212921"/>
-          <w:sz w:val="22"/>
+          <w:sz w:val="24"/>
           <w:szCs w:val="24"/>
         </w:rPr>
         <w:t>这带来一个常被忽略的产品优势：低解释成本。玩家看到一块地，就知道要锄地、播种、浇水；看到一个 NPC，就知道可以对话、送礼。品类教育由《牧场物语》完成，星露谷负责把这件事做得更顺、更大、更便宜。</w:t>
@@ -4315,7 +3905,7 @@
         <w:jc w:val="both"/>
         <w:rPr>
           <w:rFonts w:hint="eastAsia" w:ascii="宋体" w:hAnsi="宋体" w:eastAsia="宋体" w:cs="宋体"/>
-          <w:sz w:val="22"/>
+          <w:sz w:val="24"/>
           <w:szCs w:val="24"/>
         </w:rPr>
       </w:pPr>
@@ -4325,7 +3915,7 @@
           <w:b w:val="0"/>
           <w:i w:val="0"/>
           <w:color w:val="212921"/>
-          <w:sz w:val="22"/>
+          <w:sz w:val="24"/>
           <w:szCs w:val="24"/>
         </w:rPr>
         <w:t>星露谷的长销不是单点成功，而是四个轮子互相带动。</w:t>
@@ -4338,7 +3928,7 @@
         <w:jc w:val="both"/>
         <w:rPr>
           <w:rFonts w:hint="eastAsia" w:ascii="宋体" w:hAnsi="宋体" w:eastAsia="宋体" w:cs="宋体"/>
-          <w:sz w:val="22"/>
+          <w:sz w:val="24"/>
           <w:szCs w:val="24"/>
         </w:rPr>
       </w:pPr>
@@ -4348,7 +3938,7 @@
           <w:b/>
           <w:i w:val="0"/>
           <w:color w:val="B08937"/>
-          <w:sz w:val="21"/>
+          <w:sz w:val="24"/>
           <w:szCs w:val="24"/>
         </w:rPr>
         <w:t xml:space="preserve">•  </w:t>
@@ -4359,7 +3949,7 @@
           <w:b w:val="0"/>
           <w:i w:val="0"/>
           <w:color w:val="212921"/>
-          <w:sz w:val="21"/>
+          <w:sz w:val="24"/>
           <w:szCs w:val="24"/>
         </w:rPr>
         <w:t>内容更新：1.1、1.3、1.4、1.5、1.6 等大型免费更新持续加入新区域、新作物、新事件与新系统。每次更新都重新激活老玩家，也给了内容创作者新的素材。</w:t>
@@ -4372,7 +3962,7 @@
         <w:jc w:val="both"/>
         <w:rPr>
           <w:rFonts w:hint="eastAsia" w:ascii="宋体" w:hAnsi="宋体" w:eastAsia="宋体" w:cs="宋体"/>
-          <w:sz w:val="22"/>
+          <w:sz w:val="24"/>
           <w:szCs w:val="24"/>
         </w:rPr>
       </w:pPr>
@@ -4382,7 +3972,7 @@
           <w:b/>
           <w:i w:val="0"/>
           <w:color w:val="B08937"/>
-          <w:sz w:val="21"/>
+          <w:sz w:val="24"/>
           <w:szCs w:val="24"/>
         </w:rPr>
         <w:t xml:space="preserve">•  </w:t>
@@ -4393,7 +3983,7 @@
           <w:b w:val="0"/>
           <w:i w:val="0"/>
           <w:color w:val="212921"/>
-          <w:sz w:val="21"/>
+          <w:sz w:val="24"/>
           <w:szCs w:val="24"/>
         </w:rPr>
         <w:t>平台扩散：从 PC 到主机、Switch、移动端，每一次移植都打开一个新的“拿起就能玩”的场景。Switch 的便携性与这类游戏天然契合。</w:t>
@@ -4406,7 +3996,7 @@
         <w:jc w:val="both"/>
         <w:rPr>
           <w:rFonts w:hint="eastAsia" w:ascii="宋体" w:hAnsi="宋体" w:eastAsia="宋体" w:cs="宋体"/>
-          <w:sz w:val="22"/>
+          <w:sz w:val="24"/>
           <w:szCs w:val="24"/>
         </w:rPr>
       </w:pPr>
@@ -4416,7 +4006,7 @@
           <w:b/>
           <w:i w:val="0"/>
           <w:color w:val="B08937"/>
-          <w:sz w:val="21"/>
+          <w:sz w:val="24"/>
           <w:szCs w:val="24"/>
         </w:rPr>
         <w:t xml:space="preserve">•  </w:t>
@@ -4427,7 +4017,7 @@
           <w:b w:val="0"/>
           <w:i w:val="0"/>
           <w:color w:val="212921"/>
-          <w:sz w:val="21"/>
+          <w:sz w:val="24"/>
           <w:szCs w:val="24"/>
         </w:rPr>
         <w:t>社区创作：Wiki、模组、同人、速通、挑战规则与直播，把“玩什么”从官方内容变成了社区内容。玩家不只消费游戏，也在生产游戏。</w:t>
@@ -4440,7 +4030,7 @@
         <w:jc w:val="both"/>
         <w:rPr>
           <w:rFonts w:hint="eastAsia" w:ascii="宋体" w:hAnsi="宋体" w:eastAsia="宋体" w:cs="宋体"/>
-          <w:sz w:val="22"/>
+          <w:sz w:val="24"/>
           <w:szCs w:val="24"/>
         </w:rPr>
       </w:pPr>
@@ -4450,7 +4040,7 @@
           <w:b/>
           <w:i w:val="0"/>
           <w:color w:val="B08937"/>
-          <w:sz w:val="21"/>
+          <w:sz w:val="24"/>
           <w:szCs w:val="24"/>
         </w:rPr>
         <w:t xml:space="preserve">•  </w:t>
@@ -4461,7 +4051,7 @@
           <w:b w:val="0"/>
           <w:i w:val="0"/>
           <w:color w:val="212921"/>
-          <w:sz w:val="21"/>
+          <w:sz w:val="24"/>
           <w:szCs w:val="24"/>
         </w:rPr>
         <w:t>作者信任：Eric Barone 长期直接沟通、免费更新、不卖数值、不搞订阅。这种信任降低了每次购买的决策成本，也让“支持作者”成为购买理由。</w:t>
@@ -4474,7 +4064,7 @@
         <w:jc w:val="both"/>
         <w:rPr>
           <w:rFonts w:hint="eastAsia" w:ascii="宋体" w:hAnsi="宋体" w:eastAsia="宋体" w:cs="宋体"/>
-          <w:sz w:val="22"/>
+          <w:sz w:val="24"/>
           <w:szCs w:val="24"/>
         </w:rPr>
       </w:pPr>
@@ -4484,7 +4074,7 @@
           <w:b w:val="0"/>
           <w:i w:val="0"/>
           <w:color w:val="212921"/>
-          <w:sz w:val="22"/>
+          <w:sz w:val="24"/>
           <w:szCs w:val="24"/>
         </w:rPr>
         <w:t>这四个轮子里，最重要的是第一个和第四个的耦合：免费更新不是慈善，而是长销策略；作者信任不是人设，而是降低交易成本的资产。两者共同把一次买断，变成了持续多年的关系。</w:t>
@@ -4714,8 +4304,8 @@
               <w:jc w:val="left"/>
               <w:rPr>
                 <w:rFonts w:hint="eastAsia" w:ascii="宋体" w:hAnsi="宋体" w:eastAsia="宋体" w:cs="宋体"/>
-                <w:sz w:val="28"/>
-                <w:szCs w:val="32"/>
+                <w:sz w:val="24"/>
+                <w:szCs w:val="24"/>
               </w:rPr>
             </w:pPr>
             <w:r>
@@ -4724,8 +4314,8 @@
                 <w:b/>
                 <w:i w:val="0"/>
                 <w:color w:val="B08937"/>
-                <w:sz w:val="21"/>
-                <w:szCs w:val="32"/>
+                <w:sz w:val="24"/>
+                <w:szCs w:val="24"/>
               </w:rPr>
               <w:t>2012</w:t>
             </w:r>
@@ -4749,8 +4339,8 @@
               <w:jc w:val="left"/>
               <w:rPr>
                 <w:rFonts w:hint="eastAsia" w:ascii="宋体" w:hAnsi="宋体" w:eastAsia="宋体" w:cs="宋体"/>
-                <w:sz w:val="28"/>
-                <w:szCs w:val="32"/>
+                <w:sz w:val="24"/>
+                <w:szCs w:val="24"/>
               </w:rPr>
             </w:pPr>
             <w:r>
@@ -4759,8 +4349,8 @@
                 <w:b w:val="0"/>
                 <w:i w:val="0"/>
                 <w:color w:val="212921"/>
-                <w:sz w:val="21"/>
-                <w:szCs w:val="32"/>
+                <w:sz w:val="24"/>
+                <w:szCs w:val="24"/>
               </w:rPr>
               <w:t>开始原型开发，最初只是《牧场物语》的同人练习</w:t>
             </w:r>
@@ -4784,8 +4374,8 @@
               <w:jc w:val="left"/>
               <w:rPr>
                 <w:rFonts w:hint="eastAsia" w:ascii="宋体" w:hAnsi="宋体" w:eastAsia="宋体" w:cs="宋体"/>
-                <w:sz w:val="28"/>
-                <w:szCs w:val="32"/>
+                <w:sz w:val="24"/>
+                <w:szCs w:val="24"/>
               </w:rPr>
             </w:pPr>
             <w:r>
@@ -4794,8 +4384,8 @@
                 <w:b w:val="0"/>
                 <w:i w:val="0"/>
                 <w:color w:val="1F3D2B"/>
-                <w:sz w:val="21"/>
-                <w:szCs w:val="32"/>
+                <w:sz w:val="24"/>
+                <w:szCs w:val="24"/>
               </w:rPr>
               <w:t>玩法框架定型</w:t>
             </w:r>
@@ -4840,8 +4430,8 @@
               <w:jc w:val="left"/>
               <w:rPr>
                 <w:rFonts w:hint="eastAsia" w:ascii="宋体" w:hAnsi="宋体" w:eastAsia="宋体" w:cs="宋体"/>
-                <w:sz w:val="28"/>
-                <w:szCs w:val="32"/>
+                <w:sz w:val="24"/>
+                <w:szCs w:val="24"/>
               </w:rPr>
             </w:pPr>
             <w:r>
@@ -4850,8 +4440,8 @@
                 <w:b/>
                 <w:i w:val="0"/>
                 <w:color w:val="B08937"/>
-                <w:sz w:val="21"/>
-                <w:szCs w:val="32"/>
+                <w:sz w:val="24"/>
+                <w:szCs w:val="24"/>
               </w:rPr>
               <w:t>2016.02</w:t>
             </w:r>
@@ -4874,8 +4464,8 @@
               <w:jc w:val="left"/>
               <w:rPr>
                 <w:rFonts w:hint="eastAsia" w:ascii="宋体" w:hAnsi="宋体" w:eastAsia="宋体" w:cs="宋体"/>
-                <w:sz w:val="28"/>
-                <w:szCs w:val="32"/>
+                <w:sz w:val="24"/>
+                <w:szCs w:val="24"/>
               </w:rPr>
             </w:pPr>
             <w:r>
@@ -4884,8 +4474,8 @@
                 <w:b w:val="0"/>
                 <w:i w:val="0"/>
                 <w:color w:val="212921"/>
-                <w:sz w:val="21"/>
-                <w:szCs w:val="32"/>
+                <w:sz w:val="24"/>
+                <w:szCs w:val="24"/>
               </w:rPr>
               <w:t>PC 版 1.0 上线，首年销量约百万</w:t>
             </w:r>
@@ -4908,8 +4498,8 @@
               <w:jc w:val="left"/>
               <w:rPr>
                 <w:rFonts w:hint="eastAsia" w:ascii="宋体" w:hAnsi="宋体" w:eastAsia="宋体" w:cs="宋体"/>
-                <w:sz w:val="28"/>
-                <w:szCs w:val="32"/>
+                <w:sz w:val="24"/>
+                <w:szCs w:val="24"/>
               </w:rPr>
             </w:pPr>
             <w:r>
@@ -4918,8 +4508,8 @@
                 <w:b w:val="0"/>
                 <w:i w:val="0"/>
                 <w:color w:val="1F3D2B"/>
-                <w:sz w:val="21"/>
-                <w:szCs w:val="32"/>
+                <w:sz w:val="24"/>
+                <w:szCs w:val="24"/>
               </w:rPr>
               <w:t>品类完成度获得验证</w:t>
             </w:r>
@@ -4965,8 +4555,8 @@
               <w:jc w:val="left"/>
               <w:rPr>
                 <w:rFonts w:hint="eastAsia" w:ascii="宋体" w:hAnsi="宋体" w:eastAsia="宋体" w:cs="宋体"/>
-                <w:sz w:val="28"/>
-                <w:szCs w:val="32"/>
+                <w:sz w:val="24"/>
+                <w:szCs w:val="24"/>
               </w:rPr>
             </w:pPr>
             <w:r>
@@ -4975,8 +4565,8 @@
                 <w:b/>
                 <w:i w:val="0"/>
                 <w:color w:val="B08937"/>
-                <w:sz w:val="21"/>
-                <w:szCs w:val="32"/>
+                <w:sz w:val="24"/>
+                <w:szCs w:val="24"/>
               </w:rPr>
               <w:t>2017–2019</w:t>
             </w:r>
@@ -5000,8 +4590,8 @@
               <w:jc w:val="left"/>
               <w:rPr>
                 <w:rFonts w:hint="eastAsia" w:ascii="宋体" w:hAnsi="宋体" w:eastAsia="宋体" w:cs="宋体"/>
-                <w:sz w:val="28"/>
-                <w:szCs w:val="32"/>
+                <w:sz w:val="24"/>
+                <w:szCs w:val="24"/>
               </w:rPr>
             </w:pPr>
             <w:r>
@@ -5010,8 +4600,8 @@
                 <w:b w:val="0"/>
                 <w:i w:val="0"/>
                 <w:color w:val="212921"/>
-                <w:sz w:val="21"/>
-                <w:szCs w:val="32"/>
+                <w:sz w:val="24"/>
+                <w:szCs w:val="24"/>
               </w:rPr>
               <w:t>Switch、PS4、Xbox、iOS、Android 陆续上线</w:t>
             </w:r>
@@ -5035,8 +4625,8 @@
               <w:jc w:val="left"/>
               <w:rPr>
                 <w:rFonts w:hint="eastAsia" w:ascii="宋体" w:hAnsi="宋体" w:eastAsia="宋体" w:cs="宋体"/>
-                <w:sz w:val="28"/>
-                <w:szCs w:val="32"/>
+                <w:sz w:val="24"/>
+                <w:szCs w:val="24"/>
               </w:rPr>
             </w:pPr>
             <w:r>
@@ -5045,8 +4635,8 @@
                 <w:b w:val="0"/>
                 <w:i w:val="0"/>
                 <w:color w:val="1F3D2B"/>
-                <w:sz w:val="21"/>
-                <w:szCs w:val="32"/>
+                <w:sz w:val="24"/>
+                <w:szCs w:val="24"/>
               </w:rPr>
               <w:t>从桌面走向“随手可玩”</w:t>
             </w:r>
@@ -5091,8 +4681,8 @@
               <w:jc w:val="left"/>
               <w:rPr>
                 <w:rFonts w:hint="eastAsia" w:ascii="宋体" w:hAnsi="宋体" w:eastAsia="宋体" w:cs="宋体"/>
-                <w:sz w:val="28"/>
-                <w:szCs w:val="32"/>
+                <w:sz w:val="24"/>
+                <w:szCs w:val="24"/>
               </w:rPr>
             </w:pPr>
             <w:r>
@@ -5101,8 +4691,8 @@
                 <w:b/>
                 <w:i w:val="0"/>
                 <w:color w:val="B08937"/>
-                <w:sz w:val="21"/>
-                <w:szCs w:val="32"/>
+                <w:sz w:val="24"/>
+                <w:szCs w:val="24"/>
               </w:rPr>
               <w:t>2020.01</w:t>
             </w:r>
@@ -5125,8 +4715,8 @@
               <w:jc w:val="left"/>
               <w:rPr>
                 <w:rFonts w:hint="eastAsia" w:ascii="宋体" w:hAnsi="宋体" w:eastAsia="宋体" w:cs="宋体"/>
-                <w:sz w:val="28"/>
-                <w:szCs w:val="32"/>
+                <w:sz w:val="24"/>
+                <w:szCs w:val="24"/>
               </w:rPr>
             </w:pPr>
             <w:r>
@@ -5135,8 +4725,8 @@
                 <w:b w:val="0"/>
                 <w:i w:val="0"/>
                 <w:color w:val="212921"/>
-                <w:sz w:val="21"/>
-                <w:szCs w:val="32"/>
+                <w:sz w:val="24"/>
+                <w:szCs w:val="24"/>
               </w:rPr>
               <w:t>累计销量突破 1,000 万</w:t>
             </w:r>
@@ -5159,8 +4749,8 @@
               <w:jc w:val="left"/>
               <w:rPr>
                 <w:rFonts w:hint="eastAsia" w:ascii="宋体" w:hAnsi="宋体" w:eastAsia="宋体" w:cs="宋体"/>
-                <w:sz w:val="28"/>
-                <w:szCs w:val="32"/>
+                <w:sz w:val="24"/>
+                <w:szCs w:val="24"/>
               </w:rPr>
             </w:pPr>
             <w:r>
@@ -5169,8 +4759,8 @@
                 <w:b w:val="0"/>
                 <w:i w:val="0"/>
                 <w:color w:val="1F3D2B"/>
-                <w:sz w:val="21"/>
-                <w:szCs w:val="32"/>
+                <w:sz w:val="24"/>
+                <w:szCs w:val="24"/>
               </w:rPr>
               <w:t>长尾曲线开始显现</w:t>
             </w:r>
@@ -5216,8 +4806,8 @@
               <w:jc w:val="left"/>
               <w:rPr>
                 <w:rFonts w:hint="eastAsia" w:ascii="宋体" w:hAnsi="宋体" w:eastAsia="宋体" w:cs="宋体"/>
-                <w:sz w:val="28"/>
-                <w:szCs w:val="32"/>
+                <w:sz w:val="24"/>
+                <w:szCs w:val="24"/>
               </w:rPr>
             </w:pPr>
             <w:r>
@@ -5226,8 +4816,8 @@
                 <w:b/>
                 <w:i w:val="0"/>
                 <w:color w:val="B08937"/>
-                <w:sz w:val="21"/>
-                <w:szCs w:val="32"/>
+                <w:sz w:val="24"/>
+                <w:szCs w:val="24"/>
               </w:rPr>
               <w:t>2024.03 / 11</w:t>
             </w:r>
@@ -5251,8 +4841,8 @@
               <w:jc w:val="left"/>
               <w:rPr>
                 <w:rFonts w:hint="eastAsia" w:ascii="宋体" w:hAnsi="宋体" w:eastAsia="宋体" w:cs="宋体"/>
-                <w:sz w:val="28"/>
-                <w:szCs w:val="32"/>
+                <w:sz w:val="24"/>
+                <w:szCs w:val="24"/>
               </w:rPr>
             </w:pPr>
             <w:r>
@@ -5261,8 +4851,8 @@
                 <w:b w:val="0"/>
                 <w:i w:val="0"/>
                 <w:color w:val="212921"/>
-                <w:sz w:val="21"/>
-                <w:szCs w:val="32"/>
+                <w:sz w:val="24"/>
+                <w:szCs w:val="24"/>
               </w:rPr>
               <w:t>1.6 登陆 PC；同年 11 月登陆主机与移动端</w:t>
             </w:r>
@@ -5286,8 +4876,8 @@
               <w:jc w:val="left"/>
               <w:rPr>
                 <w:rFonts w:hint="eastAsia" w:ascii="宋体" w:hAnsi="宋体" w:eastAsia="宋体" w:cs="宋体"/>
-                <w:sz w:val="28"/>
-                <w:szCs w:val="32"/>
+                <w:sz w:val="24"/>
+                <w:szCs w:val="24"/>
               </w:rPr>
             </w:pPr>
             <w:r>
@@ -5296,8 +4886,8 @@
                 <w:b w:val="0"/>
                 <w:i w:val="0"/>
                 <w:color w:val="1F3D2B"/>
-                <w:sz w:val="21"/>
-                <w:szCs w:val="32"/>
+                <w:sz w:val="24"/>
+                <w:szCs w:val="24"/>
               </w:rPr>
               <w:t>免费大更新再次激活全平台</w:t>
             </w:r>
@@ -5342,8 +4932,8 @@
               <w:jc w:val="left"/>
               <w:rPr>
                 <w:rFonts w:hint="eastAsia" w:ascii="宋体" w:hAnsi="宋体" w:eastAsia="宋体" w:cs="宋体"/>
-                <w:sz w:val="28"/>
-                <w:szCs w:val="32"/>
+                <w:sz w:val="24"/>
+                <w:szCs w:val="24"/>
               </w:rPr>
             </w:pPr>
             <w:r>
@@ -5352,8 +4942,8 @@
                 <w:b/>
                 <w:i w:val="0"/>
                 <w:color w:val="B08937"/>
-                <w:sz w:val="21"/>
-                <w:szCs w:val="32"/>
+                <w:sz w:val="24"/>
+                <w:szCs w:val="24"/>
               </w:rPr>
               <w:t>2024.12</w:t>
             </w:r>
@@ -5376,8 +4966,8 @@
               <w:jc w:val="left"/>
               <w:rPr>
                 <w:rFonts w:hint="eastAsia" w:ascii="宋体" w:hAnsi="宋体" w:eastAsia="宋体" w:cs="宋体"/>
-                <w:sz w:val="28"/>
-                <w:szCs w:val="32"/>
+                <w:sz w:val="24"/>
+                <w:szCs w:val="24"/>
               </w:rPr>
             </w:pPr>
             <w:r>
@@ -5386,8 +4976,8 @@
                 <w:b w:val="0"/>
                 <w:i w:val="0"/>
                 <w:color w:val="212921"/>
-                <w:sz w:val="21"/>
-                <w:szCs w:val="32"/>
+                <w:sz w:val="24"/>
+                <w:szCs w:val="24"/>
               </w:rPr>
               <w:t>累计销量突破 4,100 万</w:t>
             </w:r>
@@ -5410,8 +5000,8 @@
               <w:jc w:val="left"/>
               <w:rPr>
                 <w:rFonts w:hint="eastAsia" w:ascii="宋体" w:hAnsi="宋体" w:eastAsia="宋体" w:cs="宋体"/>
-                <w:sz w:val="28"/>
-                <w:szCs w:val="32"/>
+                <w:sz w:val="24"/>
+                <w:szCs w:val="24"/>
               </w:rPr>
             </w:pPr>
             <w:r>
@@ -5420,8 +5010,8 @@
                 <w:b w:val="0"/>
                 <w:i w:val="0"/>
                 <w:color w:val="1F3D2B"/>
-                <w:sz w:val="21"/>
-                <w:szCs w:val="32"/>
+                <w:sz w:val="24"/>
+                <w:szCs w:val="24"/>
               </w:rPr>
               <w:t>独立游戏历史级长销</w:t>
             </w:r>
@@ -5451,16 +5041,6 @@
         </w:rPr>
         <w:t>下一章，我们把镜头从产品层面拉近到玩家层面：当玩家每天打开游戏，他到底在重复什么？</w:t>
       </w:r>
-    </w:p>
-    <w:p>
-      <w:pPr>
-        <w:pageBreakBefore/>
-        <w:spacing w:before="0" w:after="0" w:line="20" w:lineRule="exact"/>
-        <w:ind w:firstLine="0"/>
-        <w:rPr>
-          <w:rFonts w:hint="eastAsia" w:ascii="宋体" w:hAnsi="宋体" w:eastAsia="宋体" w:cs="宋体"/>
-        </w:rPr>
-      </w:pPr>
     </w:p>
     <w:p>
       <w:pPr>
@@ -6817,103 +6397,6 @@
         </w:rPr>
       </w:pPr>
     </w:p>
-    <w:tbl>
-      <w:tblPr>
-        <w:tblStyle w:val="32"/>
-        <w:tblW w:w="0" w:type="auto"/>
-        <w:jc w:val="center"/>
-        <w:tblLayout w:type="fixed"/>
-        <w:tblCellMar>
-          <w:top w:w="0" w:type="dxa"/>
-          <w:left w:w="108" w:type="dxa"/>
-          <w:bottom w:w="0" w:type="dxa"/>
-          <w:right w:w="108" w:type="dxa"/>
-        </w:tblCellMar>
-      </w:tblPr>
-      <w:tblGrid>
-        <w:gridCol w:w="9411"/>
-      </w:tblGrid>
-      <w:tr>
-        <w:tblPrEx>
-          <w:tblCellMar>
-            <w:top w:w="0" w:type="dxa"/>
-            <w:left w:w="108" w:type="dxa"/>
-            <w:bottom w:w="0" w:type="dxa"/>
-            <w:right w:w="108" w:type="dxa"/>
-          </w:tblCellMar>
-        </w:tblPrEx>
-        <w:trPr>
-          <w:cantSplit/>
-          <w:jc w:val="center"/>
-        </w:trPr>
-        <w:tc>
-          <w:tcPr>
-            <w:tcW w:w="9411" w:type="dxa"/>
-            <w:tcBorders>
-              <w:top w:val="nil"/>
-              <w:left w:val="single" w:color="C8A24A" w:sz="24" w:space="0"/>
-              <w:bottom w:val="nil"/>
-              <w:right w:val="nil"/>
-              <w:insideH w:val="nil"/>
-              <w:insideV w:val="nil"/>
-            </w:tcBorders>
-            <w:shd w:val="clear" w:color="auto" w:fill="FBF5E7"/>
-            <w:tcMar>
-              <w:top w:w="150" w:type="dxa"/>
-              <w:left w:w="260" w:type="dxa"/>
-              <w:bottom w:w="150" w:type="dxa"/>
-              <w:right w:w="220" w:type="dxa"/>
-            </w:tcMar>
-          </w:tcPr>
-          <w:p>
-            <w:pPr>
-              <w:spacing w:before="0" w:after="60" w:line="240" w:lineRule="auto"/>
-              <w:ind w:firstLine="0"/>
-              <w:rPr>
-                <w:rFonts w:hint="eastAsia" w:ascii="宋体" w:hAnsi="宋体" w:eastAsia="宋体" w:cs="宋体"/>
-                <w:sz w:val="24"/>
-                <w:szCs w:val="24"/>
-              </w:rPr>
-            </w:pPr>
-            <w:r>
-              <w:rPr>
-                <w:rFonts w:hint="eastAsia" w:ascii="宋体" w:hAnsi="宋体" w:eastAsia="宋体" w:cs="宋体"/>
-                <w:b/>
-                <w:i w:val="0"/>
-                <w:color w:val="8C6922"/>
-                <w:spacing w:val="16"/>
-                <w:sz w:val="24"/>
-                <w:szCs w:val="24"/>
-              </w:rPr>
-              <w:t>设计洞察</w:t>
-            </w:r>
-          </w:p>
-          <w:p>
-            <w:pPr>
-              <w:spacing w:before="0" w:after="0" w:line="348" w:lineRule="auto"/>
-              <w:ind w:firstLine="0"/>
-              <w:jc w:val="both"/>
-              <w:rPr>
-                <w:rFonts w:hint="eastAsia" w:ascii="宋体" w:hAnsi="宋体" w:eastAsia="宋体" w:cs="宋体"/>
-                <w:sz w:val="24"/>
-                <w:szCs w:val="24"/>
-              </w:rPr>
-            </w:pPr>
-            <w:r>
-              <w:rPr>
-                <w:rFonts w:hint="eastAsia" w:ascii="宋体" w:hAnsi="宋体" w:eastAsia="宋体" w:cs="宋体"/>
-                <w:b w:val="0"/>
-                <w:i w:val="0"/>
-                <w:color w:val="212921"/>
-                <w:sz w:val="24"/>
-                <w:szCs w:val="24"/>
-              </w:rPr>
-              <w:t>存档点不只是技术功能，也是节奏工具。把存档绑定在“一天结束”上，游戏就获得了一个天然的会话边界：玩家可以随时停，但总想“再做完这一天”。</w:t>
-            </w:r>
-          </w:p>
-        </w:tc>
-      </w:tr>
-    </w:tbl>
     <w:p>
       <w:pPr>
         <w:spacing w:before="0" w:after="0" w:line="100" w:lineRule="exact"/>
@@ -7217,103 +6700,6 @@
         </w:rPr>
       </w:pPr>
     </w:p>
-    <w:tbl>
-      <w:tblPr>
-        <w:tblStyle w:val="32"/>
-        <w:tblW w:w="0" w:type="auto"/>
-        <w:jc w:val="center"/>
-        <w:tblLayout w:type="fixed"/>
-        <w:tblCellMar>
-          <w:top w:w="0" w:type="dxa"/>
-          <w:left w:w="108" w:type="dxa"/>
-          <w:bottom w:w="0" w:type="dxa"/>
-          <w:right w:w="108" w:type="dxa"/>
-        </w:tblCellMar>
-      </w:tblPr>
-      <w:tblGrid>
-        <w:gridCol w:w="9411"/>
-      </w:tblGrid>
-      <w:tr>
-        <w:tblPrEx>
-          <w:tblCellMar>
-            <w:top w:w="0" w:type="dxa"/>
-            <w:left w:w="108" w:type="dxa"/>
-            <w:bottom w:w="0" w:type="dxa"/>
-            <w:right w:w="108" w:type="dxa"/>
-          </w:tblCellMar>
-        </w:tblPrEx>
-        <w:trPr>
-          <w:cantSplit/>
-          <w:jc w:val="center"/>
-        </w:trPr>
-        <w:tc>
-          <w:tcPr>
-            <w:tcW w:w="9411" w:type="dxa"/>
-            <w:tcBorders>
-              <w:top w:val="nil"/>
-              <w:left w:val="single" w:color="C8A24A" w:sz="24" w:space="0"/>
-              <w:bottom w:val="nil"/>
-              <w:right w:val="nil"/>
-              <w:insideH w:val="nil"/>
-              <w:insideV w:val="nil"/>
-            </w:tcBorders>
-            <w:shd w:val="clear" w:color="auto" w:fill="FBF5E7"/>
-            <w:tcMar>
-              <w:top w:w="150" w:type="dxa"/>
-              <w:left w:w="260" w:type="dxa"/>
-              <w:bottom w:w="150" w:type="dxa"/>
-              <w:right w:w="220" w:type="dxa"/>
-            </w:tcMar>
-          </w:tcPr>
-          <w:p>
-            <w:pPr>
-              <w:spacing w:before="0" w:after="60" w:line="240" w:lineRule="auto"/>
-              <w:ind w:firstLine="0"/>
-              <w:rPr>
-                <w:rFonts w:hint="eastAsia" w:ascii="宋体" w:hAnsi="宋体" w:eastAsia="宋体" w:cs="宋体"/>
-                <w:sz w:val="24"/>
-                <w:szCs w:val="24"/>
-              </w:rPr>
-            </w:pPr>
-            <w:r>
-              <w:rPr>
-                <w:rFonts w:hint="eastAsia" w:ascii="宋体" w:hAnsi="宋体" w:eastAsia="宋体" w:cs="宋体"/>
-                <w:b/>
-                <w:i w:val="0"/>
-                <w:color w:val="8C6922"/>
-                <w:spacing w:val="16"/>
-                <w:sz w:val="24"/>
-                <w:szCs w:val="24"/>
-              </w:rPr>
-              <w:t>设计检查清单</w:t>
-            </w:r>
-          </w:p>
-          <w:p>
-            <w:pPr>
-              <w:spacing w:before="0" w:after="0" w:line="348" w:lineRule="auto"/>
-              <w:ind w:firstLine="0"/>
-              <w:jc w:val="both"/>
-              <w:rPr>
-                <w:rFonts w:hint="eastAsia" w:ascii="宋体" w:hAnsi="宋体" w:eastAsia="宋体" w:cs="宋体"/>
-                <w:sz w:val="24"/>
-                <w:szCs w:val="24"/>
-              </w:rPr>
-            </w:pPr>
-            <w:r>
-              <w:rPr>
-                <w:rFonts w:hint="eastAsia" w:ascii="宋体" w:hAnsi="宋体" w:eastAsia="宋体" w:cs="宋体"/>
-                <w:b w:val="0"/>
-                <w:i w:val="0"/>
-                <w:color w:val="212921"/>
-                <w:sz w:val="24"/>
-                <w:szCs w:val="24"/>
-              </w:rPr>
-              <w:t>你的日循环是否具备四个条件：① 一个明确的结算点；② 每天一个轻量但可感知的随机变化；③ 一份永远做不完、但随时可以停的任务清单；④ 一次“有代价但不致命”的失败。</w:t>
-            </w:r>
-          </w:p>
-        </w:tc>
-      </w:tr>
-    </w:tbl>
     <w:p>
       <w:pPr>
         <w:spacing w:before="0" w:after="0" w:line="100" w:lineRule="exact"/>
@@ -7324,29 +6710,6 @@
           <w:szCs w:val="24"/>
         </w:rPr>
       </w:pPr>
-    </w:p>
-    <w:p>
-      <w:pPr>
-        <w:spacing w:before="0" w:after="100" w:line="372" w:lineRule="auto"/>
-        <w:ind w:firstLine="420"/>
-        <w:jc w:val="both"/>
-        <w:rPr>
-          <w:rFonts w:hint="eastAsia" w:ascii="宋体" w:hAnsi="宋体" w:eastAsia="宋体" w:cs="宋体"/>
-          <w:sz w:val="24"/>
-          <w:szCs w:val="24"/>
-        </w:rPr>
-      </w:pPr>
-      <w:r>
-        <w:rPr>
-          <w:rFonts w:hint="eastAsia" w:ascii="宋体" w:hAnsi="宋体" w:eastAsia="宋体" w:cs="宋体"/>
-          <w:b w:val="0"/>
-          <w:i w:val="0"/>
-          <w:color w:val="212921"/>
-          <w:sz w:val="24"/>
-          <w:szCs w:val="24"/>
-        </w:rPr>
-        <w:t>下一章，我们把三层循环拆开，看看种植、采矿、钓鱼、社交这些系统，究竟如何互相供料。</w:t>
-      </w:r>
     </w:p>
     <w:p>
       <w:pPr>
@@ -7436,103 +6799,6 @@
         </w:rPr>
       </w:pPr>
     </w:p>
-    <w:tbl>
-      <w:tblPr>
-        <w:tblStyle w:val="32"/>
-        <w:tblW w:w="0" w:type="auto"/>
-        <w:jc w:val="center"/>
-        <w:tblLayout w:type="fixed"/>
-        <w:tblCellMar>
-          <w:top w:w="0" w:type="dxa"/>
-          <w:left w:w="108" w:type="dxa"/>
-          <w:bottom w:w="0" w:type="dxa"/>
-          <w:right w:w="108" w:type="dxa"/>
-        </w:tblCellMar>
-      </w:tblPr>
-      <w:tblGrid>
-        <w:gridCol w:w="9411"/>
-      </w:tblGrid>
-      <w:tr>
-        <w:tblPrEx>
-          <w:tblCellMar>
-            <w:top w:w="0" w:type="dxa"/>
-            <w:left w:w="108" w:type="dxa"/>
-            <w:bottom w:w="0" w:type="dxa"/>
-            <w:right w:w="108" w:type="dxa"/>
-          </w:tblCellMar>
-        </w:tblPrEx>
-        <w:trPr>
-          <w:cantSplit/>
-          <w:jc w:val="center"/>
-        </w:trPr>
-        <w:tc>
-          <w:tcPr>
-            <w:tcW w:w="9411" w:type="dxa"/>
-            <w:tcBorders>
-              <w:top w:val="nil"/>
-              <w:left w:val="single" w:color="1F3D2B" w:sz="24" w:space="0"/>
-              <w:bottom w:val="nil"/>
-              <w:right w:val="nil"/>
-              <w:insideH w:val="nil"/>
-              <w:insideV w:val="nil"/>
-            </w:tcBorders>
-            <w:shd w:val="clear" w:color="auto" w:fill="F7F2E4"/>
-            <w:tcMar>
-              <w:top w:w="150" w:type="dxa"/>
-              <w:left w:w="260" w:type="dxa"/>
-              <w:bottom w:w="150" w:type="dxa"/>
-              <w:right w:w="220" w:type="dxa"/>
-            </w:tcMar>
-          </w:tcPr>
-          <w:p>
-            <w:pPr>
-              <w:spacing w:before="0" w:after="60" w:line="240" w:lineRule="auto"/>
-              <w:ind w:firstLine="0"/>
-              <w:rPr>
-                <w:rFonts w:hint="eastAsia" w:ascii="宋体" w:hAnsi="宋体" w:eastAsia="宋体" w:cs="宋体"/>
-                <w:sz w:val="24"/>
-                <w:szCs w:val="24"/>
-              </w:rPr>
-            </w:pPr>
-            <w:r>
-              <w:rPr>
-                <w:rFonts w:hint="eastAsia" w:ascii="宋体" w:hAnsi="宋体" w:eastAsia="宋体" w:cs="宋体"/>
-                <w:b/>
-                <w:i w:val="0"/>
-                <w:color w:val="1F3D2B"/>
-                <w:spacing w:val="16"/>
-                <w:sz w:val="24"/>
-                <w:szCs w:val="24"/>
-              </w:rPr>
-              <w:t>本章结论</w:t>
-            </w:r>
-          </w:p>
-          <w:p>
-            <w:pPr>
-              <w:spacing w:before="0" w:after="0" w:line="348" w:lineRule="auto"/>
-              <w:ind w:firstLine="0"/>
-              <w:jc w:val="both"/>
-              <w:rPr>
-                <w:rFonts w:hint="eastAsia" w:ascii="宋体" w:hAnsi="宋体" w:eastAsia="宋体" w:cs="宋体"/>
-                <w:sz w:val="24"/>
-                <w:szCs w:val="24"/>
-              </w:rPr>
-            </w:pPr>
-            <w:r>
-              <w:rPr>
-                <w:rFonts w:hint="eastAsia" w:ascii="宋体" w:hAnsi="宋体" w:eastAsia="宋体" w:cs="宋体"/>
-                <w:b w:val="0"/>
-                <w:i w:val="0"/>
-                <w:color w:val="212921"/>
-                <w:sz w:val="24"/>
-                <w:szCs w:val="24"/>
-              </w:rPr>
-              <w:t>星露谷的系统设计不是“多”，而是“通”。每个子系统都同时承担三种角色：资源生产者、目标消费者、情绪调节器。玩家在任何一个系统里投入时间，都会在另一个系统里得到回响。</w:t>
-            </w:r>
-          </w:p>
-        </w:tc>
-      </w:tr>
-    </w:tbl>
     <w:p>
       <w:pPr>
         <w:spacing w:before="0" w:after="0" w:line="100" w:lineRule="exact"/>
@@ -9651,7 +8917,7 @@
           <w:sz w:val="24"/>
           <w:szCs w:val="24"/>
         </w:rPr>
-        <w:t>在社区中心 bundles 中，采集物是跨季节收集的重要一环。它迫使玩家记住“什么季节、在哪里、什么时间”会出现什么，把地图知识变成了可积累的资产。</w:t>
+        <w:t>在社区中心中，采集物是跨季节收集的重要一环。它迫使玩家记住“什么季节、在哪里、什么时间”会出现什么，把地图知识变成了可积累的资产。</w:t>
       </w:r>
     </w:p>
     <w:p>
@@ -15359,29 +14625,6 @@
     </w:p>
     <w:p>
       <w:pPr>
-        <w:spacing w:before="0" w:after="100" w:line="372" w:lineRule="auto"/>
-        <w:ind w:firstLine="420"/>
-        <w:jc w:val="both"/>
-        <w:rPr>
-          <w:rFonts w:hint="eastAsia" w:ascii="宋体" w:hAnsi="宋体" w:eastAsia="宋体" w:cs="宋体"/>
-          <w:sz w:val="24"/>
-          <w:szCs w:val="24"/>
-        </w:rPr>
-      </w:pPr>
-      <w:r>
-        <w:rPr>
-          <w:rFonts w:hint="eastAsia" w:ascii="宋体" w:hAnsi="宋体" w:eastAsia="宋体" w:cs="宋体"/>
-          <w:b w:val="0"/>
-          <w:i w:val="0"/>
-          <w:color w:val="212921"/>
-          <w:sz w:val="24"/>
-          <w:szCs w:val="24"/>
-        </w:rPr>
-        <w:t>下一章，我们把数值放回时间里：玩家从第一小时到第一百小时，究竟是如何被内容节奏接住的？</w:t>
-      </w:r>
-    </w:p>
-    <w:p>
-      <w:pPr>
         <w:pageBreakBefore/>
         <w:spacing w:before="0" w:after="0" w:line="20" w:lineRule="exact"/>
         <w:ind w:firstLine="0"/>
@@ -17787,29 +17030,6 @@
     </w:p>
     <w:p>
       <w:pPr>
-        <w:spacing w:before="0" w:after="100" w:line="372" w:lineRule="auto"/>
-        <w:ind w:firstLine="420"/>
-        <w:jc w:val="both"/>
-        <w:rPr>
-          <w:rFonts w:hint="eastAsia" w:ascii="宋体" w:hAnsi="宋体" w:eastAsia="宋体" w:cs="宋体"/>
-          <w:sz w:val="24"/>
-          <w:szCs w:val="24"/>
-        </w:rPr>
-      </w:pPr>
-      <w:r>
-        <w:rPr>
-          <w:rFonts w:hint="eastAsia" w:ascii="宋体" w:hAnsi="宋体" w:eastAsia="宋体" w:cs="宋体"/>
-          <w:b w:val="0"/>
-          <w:i w:val="0"/>
-          <w:color w:val="212921"/>
-          <w:sz w:val="24"/>
-          <w:szCs w:val="24"/>
-        </w:rPr>
-        <w:t>下一章，我们离开系统与数值，进入更软的部分：一个没有大反派的故事，为什么能让人记住？</w:t>
-      </w:r>
-    </w:p>
-    <w:p>
-      <w:pPr>
         <w:pageBreakBefore/>
         <w:spacing w:before="0" w:after="0" w:line="20" w:lineRule="exact"/>
         <w:ind w:firstLine="0"/>
@@ -18500,29 +17720,6 @@
           <w:szCs w:val="24"/>
         </w:rPr>
         <w:t>这也是为什么星露谷的截图、同人、直播能持续传播。玩家分享的不是“剧情通关”，而是“我的生活”：我的农场、我的伴侣、我的猫、我在第一年冬天做的一件事。游戏提供了一个足够具体的容器，让每个人都能把自己的想象装进去。</w:t>
-      </w:r>
-    </w:p>
-    <w:p>
-      <w:pPr>
-        <w:spacing w:before="0" w:after="100" w:line="372" w:lineRule="auto"/>
-        <w:ind w:firstLine="420"/>
-        <w:jc w:val="both"/>
-        <w:rPr>
-          <w:rFonts w:hint="eastAsia" w:ascii="宋体" w:hAnsi="宋体" w:eastAsia="宋体" w:cs="宋体"/>
-          <w:sz w:val="24"/>
-          <w:szCs w:val="24"/>
-        </w:rPr>
-      </w:pPr>
-      <w:r>
-        <w:rPr>
-          <w:rFonts w:hint="eastAsia" w:ascii="宋体" w:hAnsi="宋体" w:eastAsia="宋体" w:cs="宋体"/>
-          <w:b w:val="0"/>
-          <w:i w:val="0"/>
-          <w:color w:val="212921"/>
-          <w:sz w:val="24"/>
-          <w:szCs w:val="24"/>
-        </w:rPr>
-        <w:t>下一章，我们看这套情感是如何被“看见”和“听见”的：像素、音乐与界面，如何共同制造生活感。</w:t>
       </w:r>
     </w:p>
     <w:p>
@@ -20003,29 +19200,6 @@
           <w:szCs w:val="24"/>
         </w:rPr>
       </w:pPr>
-    </w:p>
-    <w:p>
-      <w:pPr>
-        <w:spacing w:before="0" w:after="100" w:line="372" w:lineRule="auto"/>
-        <w:ind w:firstLine="420"/>
-        <w:jc w:val="both"/>
-        <w:rPr>
-          <w:rFonts w:hint="eastAsia" w:ascii="宋体" w:hAnsi="宋体" w:eastAsia="宋体" w:cs="宋体"/>
-          <w:sz w:val="24"/>
-          <w:szCs w:val="24"/>
-        </w:rPr>
-      </w:pPr>
-      <w:r>
-        <w:rPr>
-          <w:rFonts w:hint="eastAsia" w:ascii="宋体" w:hAnsi="宋体" w:eastAsia="宋体" w:cs="宋体"/>
-          <w:b w:val="0"/>
-          <w:i w:val="0"/>
-          <w:color w:val="212921"/>
-          <w:sz w:val="24"/>
-          <w:szCs w:val="24"/>
-        </w:rPr>
-        <w:t>下一章，我们走出游戏本身，看看这款作品如何被市场、平台与社区重新发现。</w:t>
-      </w:r>
     </w:p>
     <w:p>
       <w:pPr>
@@ -22680,29 +21854,6 @@
     </w:p>
     <w:p>
       <w:pPr>
-        <w:spacing w:before="0" w:after="100" w:line="372" w:lineRule="auto"/>
-        <w:ind w:firstLine="420"/>
-        <w:jc w:val="both"/>
-        <w:rPr>
-          <w:rFonts w:hint="eastAsia" w:ascii="宋体" w:hAnsi="宋体" w:eastAsia="宋体" w:cs="宋体"/>
-          <w:sz w:val="24"/>
-          <w:szCs w:val="24"/>
-        </w:rPr>
-      </w:pPr>
-      <w:r>
-        <w:rPr>
-          <w:rFonts w:hint="eastAsia" w:ascii="宋体" w:hAnsi="宋体" w:eastAsia="宋体" w:cs="宋体"/>
-          <w:b w:val="0"/>
-          <w:i w:val="0"/>
-          <w:color w:val="212921"/>
-          <w:sz w:val="24"/>
-          <w:szCs w:val="24"/>
-        </w:rPr>
-        <w:t>下一章，我们做一次批判性复盘：哪些设计今天仍然有效，哪些已经开始显得吃力？</w:t>
-      </w:r>
-    </w:p>
-    <w:p>
-      <w:pPr>
         <w:pageBreakBefore/>
         <w:spacing w:before="0" w:after="0" w:line="20" w:lineRule="exact"/>
         <w:ind w:firstLine="0"/>
@@ -24808,14 +23959,6 @@
         <w:gridCol w:w="9411"/>
       </w:tblGrid>
       <w:tr>
-        <w:tblPrEx>
-          <w:tblCellMar>
-            <w:top w:w="0" w:type="dxa"/>
-            <w:left w:w="108" w:type="dxa"/>
-            <w:bottom w:w="0" w:type="dxa"/>
-            <w:right w:w="108" w:type="dxa"/>
-          </w:tblCellMar>
-        </w:tblPrEx>
         <w:trPr>
           <w:cantSplit/>
           <w:jc w:val="center"/>
@@ -24901,29 +24044,6 @@
     </w:p>
     <w:p>
       <w:pPr>
-        <w:spacing w:before="0" w:after="100" w:line="372" w:lineRule="auto"/>
-        <w:ind w:firstLine="420"/>
-        <w:jc w:val="both"/>
-        <w:rPr>
-          <w:rFonts w:hint="eastAsia" w:ascii="宋体" w:hAnsi="宋体" w:eastAsia="宋体" w:cs="宋体"/>
-          <w:sz w:val="24"/>
-          <w:szCs w:val="24"/>
-        </w:rPr>
-      </w:pPr>
-      <w:r>
-        <w:rPr>
-          <w:rFonts w:hint="eastAsia" w:ascii="宋体" w:hAnsi="宋体" w:eastAsia="宋体" w:cs="宋体"/>
-          <w:b w:val="0"/>
-          <w:i w:val="0"/>
-          <w:color w:val="212921"/>
-          <w:sz w:val="24"/>
-          <w:szCs w:val="24"/>
-        </w:rPr>
-        <w:t>最后一章，我们把前九章的结论压缩成十条可执行的原则，并给出三种同类产品的机会方向。</w:t>
-      </w:r>
-    </w:p>
-    <w:p>
-      <w:pPr>
         <w:pageBreakBefore/>
         <w:spacing w:before="0" w:after="0" w:line="20" w:lineRule="exact"/>
         <w:ind w:firstLine="0"/>
@@ -25015,103 +24135,6 @@
         </w:rPr>
       </w:pPr>
     </w:p>
-    <w:tbl>
-      <w:tblPr>
-        <w:tblStyle w:val="32"/>
-        <w:tblW w:w="0" w:type="auto"/>
-        <w:jc w:val="center"/>
-        <w:tblLayout w:type="fixed"/>
-        <w:tblCellMar>
-          <w:top w:w="0" w:type="dxa"/>
-          <w:left w:w="108" w:type="dxa"/>
-          <w:bottom w:w="0" w:type="dxa"/>
-          <w:right w:w="108" w:type="dxa"/>
-        </w:tblCellMar>
-      </w:tblPr>
-      <w:tblGrid>
-        <w:gridCol w:w="9411"/>
-      </w:tblGrid>
-      <w:tr>
-        <w:tblPrEx>
-          <w:tblCellMar>
-            <w:top w:w="0" w:type="dxa"/>
-            <w:left w:w="108" w:type="dxa"/>
-            <w:bottom w:w="0" w:type="dxa"/>
-            <w:right w:w="108" w:type="dxa"/>
-          </w:tblCellMar>
-        </w:tblPrEx>
-        <w:trPr>
-          <w:cantSplit/>
-          <w:jc w:val="center"/>
-        </w:trPr>
-        <w:tc>
-          <w:tcPr>
-            <w:tcW w:w="9411" w:type="dxa"/>
-            <w:tcBorders>
-              <w:top w:val="nil"/>
-              <w:left w:val="single" w:color="1F3D2B" w:sz="24" w:space="0"/>
-              <w:bottom w:val="nil"/>
-              <w:right w:val="nil"/>
-              <w:insideH w:val="nil"/>
-              <w:insideV w:val="nil"/>
-            </w:tcBorders>
-            <w:shd w:val="clear" w:color="auto" w:fill="F7F2E4"/>
-            <w:tcMar>
-              <w:top w:w="150" w:type="dxa"/>
-              <w:left w:w="260" w:type="dxa"/>
-              <w:bottom w:w="150" w:type="dxa"/>
-              <w:right w:w="220" w:type="dxa"/>
-            </w:tcMar>
-          </w:tcPr>
-          <w:p>
-            <w:pPr>
-              <w:spacing w:before="0" w:after="60" w:line="240" w:lineRule="auto"/>
-              <w:ind w:firstLine="0"/>
-              <w:rPr>
-                <w:rFonts w:hint="eastAsia" w:ascii="宋体" w:hAnsi="宋体" w:eastAsia="宋体" w:cs="宋体"/>
-                <w:sz w:val="24"/>
-                <w:szCs w:val="24"/>
-              </w:rPr>
-            </w:pPr>
-            <w:r>
-              <w:rPr>
-                <w:rFonts w:hint="eastAsia" w:ascii="宋体" w:hAnsi="宋体" w:eastAsia="宋体" w:cs="宋体"/>
-                <w:b/>
-                <w:i w:val="0"/>
-                <w:color w:val="1F3D2B"/>
-                <w:spacing w:val="16"/>
-                <w:sz w:val="24"/>
-                <w:szCs w:val="24"/>
-              </w:rPr>
-              <w:t>本章结论</w:t>
-            </w:r>
-          </w:p>
-          <w:p>
-            <w:pPr>
-              <w:spacing w:before="0" w:after="0" w:line="348" w:lineRule="auto"/>
-              <w:ind w:firstLine="0"/>
-              <w:jc w:val="both"/>
-              <w:rPr>
-                <w:rFonts w:hint="eastAsia" w:ascii="宋体" w:hAnsi="宋体" w:eastAsia="宋体" w:cs="宋体"/>
-                <w:sz w:val="24"/>
-                <w:szCs w:val="24"/>
-              </w:rPr>
-            </w:pPr>
-            <w:r>
-              <w:rPr>
-                <w:rFonts w:hint="eastAsia" w:ascii="宋体" w:hAnsi="宋体" w:eastAsia="宋体" w:cs="宋体"/>
-                <w:b w:val="0"/>
-                <w:i w:val="0"/>
-                <w:color w:val="212921"/>
-                <w:sz w:val="24"/>
-                <w:szCs w:val="24"/>
-              </w:rPr>
-              <w:t>不要抄星露谷的内容量，要抄它的内容关系。真正可复用的，是“如何让系统互相解释、让时间产生意义、让玩家在劳动里感到被需要”。</w:t>
-            </w:r>
-          </w:p>
-        </w:tc>
-      </w:tr>
-    </w:tbl>
     <w:p>
       <w:pPr>
         <w:spacing w:before="0" w:after="0" w:line="100" w:lineRule="exact"/>
@@ -26360,147 +25383,6 @@
         </w:rPr>
       </w:pPr>
     </w:p>
-    <w:tbl>
-      <w:tblPr>
-        <w:tblStyle w:val="32"/>
-        <w:tblW w:w="0" w:type="auto"/>
-        <w:jc w:val="center"/>
-        <w:tblLayout w:type="fixed"/>
-        <w:tblCellMar>
-          <w:top w:w="0" w:type="dxa"/>
-          <w:left w:w="108" w:type="dxa"/>
-          <w:bottom w:w="0" w:type="dxa"/>
-          <w:right w:w="108" w:type="dxa"/>
-        </w:tblCellMar>
-      </w:tblPr>
-      <w:tblGrid>
-        <w:gridCol w:w="9411"/>
-      </w:tblGrid>
-      <w:tr>
-        <w:tblPrEx>
-          <w:tblCellMar>
-            <w:top w:w="0" w:type="dxa"/>
-            <w:left w:w="108" w:type="dxa"/>
-            <w:bottom w:w="0" w:type="dxa"/>
-            <w:right w:w="108" w:type="dxa"/>
-          </w:tblCellMar>
-        </w:tblPrEx>
-        <w:trPr>
-          <w:cantSplit/>
-          <w:jc w:val="center"/>
-        </w:trPr>
-        <w:tc>
-          <w:tcPr>
-            <w:tcW w:w="9411" w:type="dxa"/>
-            <w:tcBorders>
-              <w:top w:val="nil"/>
-              <w:left w:val="nil"/>
-              <w:bottom w:val="nil"/>
-              <w:right w:val="nil"/>
-              <w:insideH w:val="nil"/>
-              <w:insideV w:val="nil"/>
-            </w:tcBorders>
-            <w:shd w:val="clear" w:color="auto" w:fill="1F3D2B"/>
-            <w:tcMar>
-              <w:top w:w="260" w:type="dxa"/>
-              <w:left w:w="360" w:type="dxa"/>
-              <w:bottom w:w="240" w:type="dxa"/>
-              <w:right w:w="360" w:type="dxa"/>
-            </w:tcMar>
-          </w:tcPr>
-          <w:p>
-            <w:pPr>
-              <w:spacing w:before="0" w:after="160" w:line="312" w:lineRule="auto"/>
-              <w:ind w:firstLine="0"/>
-              <w:jc w:val="left"/>
-              <w:rPr>
-                <w:rFonts w:hint="eastAsia" w:ascii="宋体" w:hAnsi="宋体" w:eastAsia="宋体" w:cs="宋体"/>
-                <w:sz w:val="24"/>
-                <w:szCs w:val="24"/>
-              </w:rPr>
-            </w:pPr>
-            <w:r>
-              <w:rPr>
-                <w:rFonts w:hint="eastAsia" w:ascii="宋体" w:hAnsi="宋体" w:eastAsia="宋体" w:cs="宋体"/>
-                <w:b w:val="0"/>
-                <w:i w:val="0"/>
-                <w:color w:val="F7F2E4"/>
-                <w:sz w:val="24"/>
-                <w:szCs w:val="24"/>
-              </w:rPr>
-              <w:t>“不要抄它的内容量，</w:t>
-            </w:r>
-            <w:r>
-              <w:rPr>
-                <w:rFonts w:hint="eastAsia" w:ascii="宋体" w:hAnsi="宋体" w:eastAsia="宋体" w:cs="宋体"/>
-                <w:b w:val="0"/>
-                <w:i w:val="0"/>
-                <w:color w:val="F7F2E4"/>
-                <w:sz w:val="24"/>
-                <w:szCs w:val="24"/>
-              </w:rPr>
-              <w:br w:type="textWrapping"/>
-            </w:r>
-            <w:r>
-              <w:rPr>
-                <w:rFonts w:hint="eastAsia" w:ascii="宋体" w:hAnsi="宋体" w:eastAsia="宋体" w:cs="宋体"/>
-                <w:b w:val="0"/>
-                <w:i w:val="0"/>
-                <w:color w:val="F7F2E4"/>
-                <w:sz w:val="24"/>
-                <w:szCs w:val="24"/>
-              </w:rPr>
-              <w:t>要抄它的内容关系。”</w:t>
-            </w:r>
-          </w:p>
-          <w:p>
-            <w:pPr>
-              <w:spacing w:before="0" w:after="40"/>
-              <w:ind w:firstLine="0"/>
-              <w:rPr>
-                <w:rFonts w:hint="eastAsia" w:ascii="宋体" w:hAnsi="宋体" w:eastAsia="宋体" w:cs="宋体"/>
-                <w:sz w:val="24"/>
-                <w:szCs w:val="24"/>
-              </w:rPr>
-            </w:pPr>
-            <w:r>
-              <w:rPr>
-                <w:rFonts w:hint="eastAsia" w:ascii="宋体" w:hAnsi="宋体" w:eastAsia="宋体" w:cs="宋体"/>
-                <w:b w:val="0"/>
-                <w:i w:val="0"/>
-                <w:color w:val="C4D2BB"/>
-                <w:spacing w:val="24"/>
-                <w:sz w:val="24"/>
-                <w:szCs w:val="24"/>
-              </w:rPr>
-              <w:t>DON'T COPY THE CONTENT. COPY THE RELATIONSHIPS.</w:t>
-            </w:r>
-          </w:p>
-          <w:p>
-            <w:pPr>
-              <w:spacing w:before="0" w:after="0"/>
-              <w:ind w:firstLine="0"/>
-              <w:rPr>
-                <w:rFonts w:hint="eastAsia" w:ascii="宋体" w:hAnsi="宋体" w:eastAsia="宋体" w:cs="宋体"/>
-                <w:sz w:val="24"/>
-                <w:szCs w:val="24"/>
-              </w:rPr>
-            </w:pPr>
-            <w:r>
-              <w:rPr>
-                <w:rFonts w:hint="eastAsia" w:ascii="宋体" w:hAnsi="宋体" w:eastAsia="宋体" w:cs="宋体"/>
-                <w:b w:val="0"/>
-                <w:i w:val="0"/>
-                <w:color w:val="AABCA2"/>
-                <w:sz w:val="24"/>
-                <w:szCs w:val="24"/>
-              </w:rPr>
-              <w:t>— 本报告的最终结论</w:t>
-            </w:r>
-          </w:p>
-        </w:tc>
-      </w:tr>
-    </w:tbl>
     <w:p>
       <w:pPr>
         <w:spacing w:before="0" w:after="0" w:line="160" w:lineRule="exact"/>
@@ -26511,6 +25393,8 @@
           <w:szCs w:val="24"/>
         </w:rPr>
       </w:pPr>
+      <w:bookmarkStart w:id="0" w:name="_GoBack"/>
+      <w:bookmarkEnd w:id="0"/>
     </w:p>
     <w:p>
       <w:pPr>
@@ -27225,8 +26109,6 @@
           <w:szCs w:val="24"/>
         </w:rPr>
       </w:pPr>
-      <w:bookmarkStart w:id="0" w:name="_GoBack"/>
-      <w:bookmarkEnd w:id="0"/>
     </w:p>
     <w:sectPr>
       <w:headerReference r:id="rId7" w:type="default"/>
@@ -27589,8 +26471,8 @@
     <w:lsdException w:uiPriority="99" w:name="Normal Indent"/>
     <w:lsdException w:uiPriority="99" w:name="footnote text"/>
     <w:lsdException w:uiPriority="99" w:name="annotation text"/>
-    <w:lsdException w:uiPriority="99" w:semiHidden="0" w:name="header"/>
-    <w:lsdException w:uiPriority="99" w:semiHidden="0" w:name="footer"/>
+    <w:lsdException w:qFormat="1" w:uiPriority="99" w:semiHidden="0" w:name="header"/>
+    <w:lsdException w:qFormat="1" w:uiPriority="99" w:semiHidden="0" w:name="footer"/>
     <w:lsdException w:uiPriority="99" w:name="index heading"/>
     <w:lsdException w:qFormat="1" w:uiPriority="35" w:name="caption"/>
     <w:lsdException w:uiPriority="99" w:name="table of figures"/>
@@ -27603,32 +26485,32 @@
     <w:lsdException w:uiPriority="99" w:name="endnote reference"/>
     <w:lsdException w:uiPriority="99" w:name="endnote text"/>
     <w:lsdException w:uiPriority="99" w:name="table of authorities"/>
-    <w:lsdException w:uiPriority="99" w:semiHidden="0" w:name="macro"/>
+    <w:lsdException w:qFormat="1" w:uiPriority="99" w:semiHidden="0" w:name="macro"/>
     <w:lsdException w:uiPriority="99" w:name="toa heading"/>
-    <w:lsdException w:uiPriority="99" w:semiHidden="0" w:name="List"/>
+    <w:lsdException w:qFormat="1" w:uiPriority="99" w:semiHidden="0" w:name="List"/>
     <w:lsdException w:qFormat="1" w:uiPriority="99" w:semiHidden="0" w:name="List Bullet"/>
-    <w:lsdException w:uiPriority="99" w:semiHidden="0" w:name="List Number"/>
-    <w:lsdException w:uiPriority="99" w:semiHidden="0" w:name="List 2"/>
+    <w:lsdException w:qFormat="1" w:uiPriority="99" w:semiHidden="0" w:name="List Number"/>
+    <w:lsdException w:qFormat="1" w:uiPriority="99" w:semiHidden="0" w:name="List 2"/>
     <w:lsdException w:uiPriority="99" w:semiHidden="0" w:name="List 3"/>
     <w:lsdException w:uiPriority="99" w:name="List 4"/>
     <w:lsdException w:uiPriority="99" w:name="List 5"/>
-    <w:lsdException w:uiPriority="99" w:semiHidden="0" w:name="List Bullet 2"/>
-    <w:lsdException w:uiPriority="99" w:semiHidden="0" w:name="List Bullet 3"/>
+    <w:lsdException w:qFormat="1" w:uiPriority="99" w:semiHidden="0" w:name="List Bullet 2"/>
+    <w:lsdException w:qFormat="1" w:uiPriority="99" w:semiHidden="0" w:name="List Bullet 3"/>
     <w:lsdException w:uiPriority="99" w:name="List Bullet 4"/>
     <w:lsdException w:uiPriority="99" w:name="List Bullet 5"/>
-    <w:lsdException w:uiPriority="99" w:semiHidden="0" w:name="List Number 2"/>
-    <w:lsdException w:uiPriority="99" w:semiHidden="0" w:name="List Number 3"/>
+    <w:lsdException w:qFormat="1" w:uiPriority="99" w:semiHidden="0" w:name="List Number 2"/>
+    <w:lsdException w:qFormat="1" w:uiPriority="99" w:semiHidden="0" w:name="List Number 3"/>
     <w:lsdException w:uiPriority="99" w:name="List Number 4"/>
     <w:lsdException w:uiPriority="99" w:name="List Number 5"/>
     <w:lsdException w:qFormat="1" w:unhideWhenUsed="0" w:uiPriority="10" w:semiHidden="0" w:name="Title"/>
     <w:lsdException w:uiPriority="99" w:name="Closing"/>
     <w:lsdException w:uiPriority="99" w:name="Signature"/>
     <w:lsdException w:qFormat="1" w:uiPriority="1" w:name="Default Paragraph Font"/>
-    <w:lsdException w:uiPriority="99" w:semiHidden="0" w:name="Body Text"/>
+    <w:lsdException w:qFormat="1" w:uiPriority="99" w:semiHidden="0" w:name="Body Text"/>
     <w:lsdException w:uiPriority="99" w:name="Body Text Indent"/>
-    <w:lsdException w:uiPriority="99" w:semiHidden="0" w:name="List Continue"/>
-    <w:lsdException w:uiPriority="99" w:semiHidden="0" w:name="List Continue 2"/>
-    <w:lsdException w:uiPriority="99" w:semiHidden="0" w:name="List Continue 3"/>
+    <w:lsdException w:qFormat="1" w:uiPriority="99" w:semiHidden="0" w:name="List Continue"/>
+    <w:lsdException w:qFormat="1" w:uiPriority="99" w:semiHidden="0" w:name="List Continue 2"/>
+    <w:lsdException w:qFormat="1" w:uiPriority="99" w:semiHidden="0" w:name="List Continue 3"/>
     <w:lsdException w:uiPriority="99" w:name="List Continue 4"/>
     <w:lsdException w:uiPriority="99" w:name="List Continue 5"/>
     <w:lsdException w:uiPriority="99" w:name="Message Header"/>
@@ -27639,7 +26521,7 @@
     <w:lsdException w:uiPriority="99" w:name="Body Text First Indent 2"/>
     <w:lsdException w:uiPriority="99" w:name="Note Heading"/>
     <w:lsdException w:qFormat="1" w:uiPriority="99" w:semiHidden="0" w:name="Body Text 2"/>
-    <w:lsdException w:uiPriority="99" w:semiHidden="0" w:name="Body Text 3"/>
+    <w:lsdException w:qFormat="1" w:uiPriority="99" w:semiHidden="0" w:name="Body Text 3"/>
     <w:lsdException w:uiPriority="99" w:name="Body Text Indent 2"/>
     <w:lsdException w:uiPriority="99" w:name="Body Text Indent 3"/>
     <w:lsdException w:uiPriority="99" w:name="Block Text"/>
@@ -27661,7 +26543,7 @@
     <w:lsdException w:uiPriority="99" w:name="HTML Sample"/>
     <w:lsdException w:uiPriority="99" w:name="HTML Typewriter"/>
     <w:lsdException w:uiPriority="99" w:name="HTML Variable"/>
-    <w:lsdException w:uiPriority="99" w:name="Normal Table"/>
+    <w:lsdException w:qFormat="1" w:uiPriority="99" w:name="Normal Table"/>
     <w:lsdException w:uiPriority="99" w:name="annotation subject"/>
     <w:lsdException w:uiPriority="99" w:name="Table Simple 1"/>
     <w:lsdException w:uiPriority="99" w:name="Table Simple 2"/>
@@ -27706,15 +26588,15 @@
     <w:lsdException w:uiPriority="99" w:name="Table Web 2"/>
     <w:lsdException w:uiPriority="99" w:name="Table Web 3"/>
     <w:lsdException w:uiPriority="99" w:name="Balloon Text"/>
-    <w:lsdException w:unhideWhenUsed="0" w:uiPriority="59" w:semiHidden="0" w:name="Table Grid"/>
+    <w:lsdException w:qFormat="1" w:unhideWhenUsed="0" w:uiPriority="59" w:semiHidden="0" w:name="Table Grid"/>
     <w:lsdException w:uiPriority="99" w:name="Table Theme"/>
     <w:lsdException w:qFormat="1" w:unhideWhenUsed="0" w:uiPriority="1" w:semiHidden="0" w:name="No Spacing"/>
-    <w:lsdException w:unhideWhenUsed="0" w:uiPriority="60" w:semiHidden="0" w:name="Light Shading"/>
-    <w:lsdException w:unhideWhenUsed="0" w:uiPriority="61" w:semiHidden="0" w:name="Light List"/>
+    <w:lsdException w:qFormat="1" w:unhideWhenUsed="0" w:uiPriority="60" w:semiHidden="0" w:name="Light Shading"/>
+    <w:lsdException w:qFormat="1" w:unhideWhenUsed="0" w:uiPriority="61" w:semiHidden="0" w:name="Light List"/>
     <w:lsdException w:qFormat="1" w:unhideWhenUsed="0" w:uiPriority="62" w:semiHidden="0" w:name="Light Grid"/>
-    <w:lsdException w:unhideWhenUsed="0" w:uiPriority="63" w:semiHidden="0" w:name="Medium Shading 1"/>
+    <w:lsdException w:qFormat="1" w:unhideWhenUsed="0" w:uiPriority="63" w:semiHidden="0" w:name="Medium Shading 1"/>
     <w:lsdException w:qFormat="1" w:unhideWhenUsed="0" w:uiPriority="64" w:semiHidden="0" w:name="Medium Shading 2"/>
-    <w:lsdException w:unhideWhenUsed="0" w:uiPriority="65" w:semiHidden="0" w:name="Medium List 1"/>
+    <w:lsdException w:qFormat="1" w:unhideWhenUsed="0" w:uiPriority="65" w:semiHidden="0" w:name="Medium List 1"/>
     <w:lsdException w:qFormat="1" w:unhideWhenUsed="0" w:uiPriority="66" w:semiHidden="0" w:name="Medium List 2"/>
     <w:lsdException w:qFormat="1" w:unhideWhenUsed="0" w:uiPriority="67" w:semiHidden="0" w:name="Medium Grid 1"/>
     <w:lsdException w:unhideWhenUsed="0" w:uiPriority="68" w:semiHidden="0" w:name="Medium Grid 2"/>
@@ -27723,9 +26605,9 @@
     <w:lsdException w:qFormat="1" w:unhideWhenUsed="0" w:uiPriority="71" w:semiHidden="0" w:name="Colorful Shading"/>
     <w:lsdException w:qFormat="1" w:unhideWhenUsed="0" w:uiPriority="72" w:semiHidden="0" w:name="Colorful List"/>
     <w:lsdException w:qFormat="1" w:unhideWhenUsed="0" w:uiPriority="73" w:semiHidden="0" w:name="Colorful Grid"/>
-    <w:lsdException w:unhideWhenUsed="0" w:uiPriority="60" w:semiHidden="0" w:name="Light Shading Accent 1"/>
+    <w:lsdException w:qFormat="1" w:unhideWhenUsed="0" w:uiPriority="60" w:semiHidden="0" w:name="Light Shading Accent 1"/>
     <w:lsdException w:qFormat="1" w:unhideWhenUsed="0" w:uiPriority="61" w:semiHidden="0" w:name="Light List Accent 1"/>
-    <w:lsdException w:unhideWhenUsed="0" w:uiPriority="62" w:semiHidden="0" w:name="Light Grid Accent 1"/>
+    <w:lsdException w:qFormat="1" w:unhideWhenUsed="0" w:uiPriority="62" w:semiHidden="0" w:name="Light Grid Accent 1"/>
     <w:lsdException w:qFormat="1" w:unhideWhenUsed="0" w:uiPriority="63" w:semiHidden="0" w:name="Medium Shading 1 Accent 1"/>
     <w:lsdException w:qFormat="1" w:unhideWhenUsed="0" w:uiPriority="64" w:semiHidden="0" w:name="Medium Shading 2 Accent 1"/>
     <w:lsdException w:qFormat="1" w:unhideWhenUsed="0" w:uiPriority="65" w:semiHidden="0" w:name="Medium List 1 Accent 1"/>
@@ -27740,9 +26622,9 @@
     <w:lsdException w:qFormat="1" w:unhideWhenUsed="0" w:uiPriority="71" w:semiHidden="0" w:name="Colorful Shading Accent 1"/>
     <w:lsdException w:qFormat="1" w:unhideWhenUsed="0" w:uiPriority="72" w:semiHidden="0" w:name="Colorful List Accent 1"/>
     <w:lsdException w:qFormat="1" w:unhideWhenUsed="0" w:uiPriority="73" w:semiHidden="0" w:name="Colorful Grid Accent 1"/>
-    <w:lsdException w:unhideWhenUsed="0" w:uiPriority="60" w:semiHidden="0" w:name="Light Shading Accent 2"/>
+    <w:lsdException w:qFormat="1" w:unhideWhenUsed="0" w:uiPriority="60" w:semiHidden="0" w:name="Light Shading Accent 2"/>
     <w:lsdException w:qFormat="1" w:unhideWhenUsed="0" w:uiPriority="61" w:semiHidden="0" w:name="Light List Accent 2"/>
-    <w:lsdException w:unhideWhenUsed="0" w:uiPriority="62" w:semiHidden="0" w:name="Light Grid Accent 2"/>
+    <w:lsdException w:qFormat="1" w:unhideWhenUsed="0" w:uiPriority="62" w:semiHidden="0" w:name="Light Grid Accent 2"/>
     <w:lsdException w:qFormat="1" w:unhideWhenUsed="0" w:uiPriority="63" w:semiHidden="0" w:name="Medium Shading 1 Accent 2"/>
     <w:lsdException w:qFormat="1" w:unhideWhenUsed="0" w:uiPriority="64" w:semiHidden="0" w:name="Medium Shading 2 Accent 2"/>
     <w:lsdException w:qFormat="1" w:unhideWhenUsed="0" w:uiPriority="65" w:semiHidden="0" w:name="Medium List 1 Accent 2"/>
@@ -27754,10 +26636,10 @@
     <w:lsdException w:qFormat="1" w:unhideWhenUsed="0" w:uiPriority="71" w:semiHidden="0" w:name="Colorful Shading Accent 2"/>
     <w:lsdException w:qFormat="1" w:unhideWhenUsed="0" w:uiPriority="72" w:semiHidden="0" w:name="Colorful List Accent 2"/>
     <w:lsdException w:qFormat="1" w:unhideWhenUsed="0" w:uiPriority="73" w:semiHidden="0" w:name="Colorful Grid Accent 2"/>
-    <w:lsdException w:unhideWhenUsed="0" w:uiPriority="60" w:semiHidden="0" w:name="Light Shading Accent 3"/>
-    <w:lsdException w:unhideWhenUsed="0" w:uiPriority="61" w:semiHidden="0" w:name="Light List Accent 3"/>
-    <w:lsdException w:unhideWhenUsed="0" w:uiPriority="62" w:semiHidden="0" w:name="Light Grid Accent 3"/>
-    <w:lsdException w:unhideWhenUsed="0" w:uiPriority="63" w:semiHidden="0" w:name="Medium Shading 1 Accent 3"/>
+    <w:lsdException w:qFormat="1" w:unhideWhenUsed="0" w:uiPriority="60" w:semiHidden="0" w:name="Light Shading Accent 3"/>
+    <w:lsdException w:qFormat="1" w:unhideWhenUsed="0" w:uiPriority="61" w:semiHidden="0" w:name="Light List Accent 3"/>
+    <w:lsdException w:qFormat="1" w:unhideWhenUsed="0" w:uiPriority="62" w:semiHidden="0" w:name="Light Grid Accent 3"/>
+    <w:lsdException w:qFormat="1" w:unhideWhenUsed="0" w:uiPriority="63" w:semiHidden="0" w:name="Medium Shading 1 Accent 3"/>
     <w:lsdException w:qFormat="1" w:unhideWhenUsed="0" w:uiPriority="64" w:semiHidden="0" w:name="Medium Shading 2 Accent 3"/>
     <w:lsdException w:unhideWhenUsed="0" w:uiPriority="65" w:semiHidden="0" w:name="Medium List 1 Accent 3"/>
     <w:lsdException w:unhideWhenUsed="0" w:uiPriority="66" w:semiHidden="0" w:name="Medium List 2 Accent 3"/>
@@ -27782,11 +26664,11 @@
     <w:lsdException w:qFormat="1" w:unhideWhenUsed="0" w:uiPriority="71" w:semiHidden="0" w:name="Colorful Shading Accent 4"/>
     <w:lsdException w:qFormat="1" w:unhideWhenUsed="0" w:uiPriority="72" w:semiHidden="0" w:name="Colorful List Accent 4"/>
     <w:lsdException w:qFormat="1" w:unhideWhenUsed="0" w:uiPriority="73" w:semiHidden="0" w:name="Colorful Grid Accent 4"/>
-    <w:lsdException w:unhideWhenUsed="0" w:uiPriority="60" w:semiHidden="0" w:name="Light Shading Accent 5"/>
+    <w:lsdException w:qFormat="1" w:unhideWhenUsed="0" w:uiPriority="60" w:semiHidden="0" w:name="Light Shading Accent 5"/>
     <w:lsdException w:qFormat="1" w:unhideWhenUsed="0" w:uiPriority="61" w:semiHidden="0" w:name="Light List Accent 5"/>
-    <w:lsdException w:unhideWhenUsed="0" w:uiPriority="62" w:semiHidden="0" w:name="Light Grid Accent 5"/>
+    <w:lsdException w:qFormat="1" w:unhideWhenUsed="0" w:uiPriority="62" w:semiHidden="0" w:name="Light Grid Accent 5"/>
     <w:lsdException w:qFormat="1" w:unhideWhenUsed="0" w:uiPriority="63" w:semiHidden="0" w:name="Medium Shading 1 Accent 5"/>
-    <w:lsdException w:unhideWhenUsed="0" w:uiPriority="64" w:semiHidden="0" w:name="Medium Shading 2 Accent 5"/>
+    <w:lsdException w:qFormat="1" w:unhideWhenUsed="0" w:uiPriority="64" w:semiHidden="0" w:name="Medium Shading 2 Accent 5"/>
     <w:lsdException w:qFormat="1" w:unhideWhenUsed="0" w:uiPriority="65" w:semiHidden="0" w:name="Medium List 1 Accent 5"/>
     <w:lsdException w:qFormat="1" w:unhideWhenUsed="0" w:uiPriority="66" w:semiHidden="0" w:name="Medium List 2 Accent 5"/>
     <w:lsdException w:qFormat="1" w:unhideWhenUsed="0" w:uiPriority="67" w:semiHidden="0" w:name="Medium Grid 1 Accent 5"/>
@@ -27797,9 +26679,9 @@
     <w:lsdException w:qFormat="1" w:unhideWhenUsed="0" w:uiPriority="72" w:semiHidden="0" w:name="Colorful List Accent 5"/>
     <w:lsdException w:qFormat="1" w:unhideWhenUsed="0" w:uiPriority="73" w:semiHidden="0" w:name="Colorful Grid Accent 5"/>
     <w:lsdException w:qFormat="1" w:unhideWhenUsed="0" w:uiPriority="60" w:semiHidden="0" w:name="Light Shading Accent 6"/>
-    <w:lsdException w:unhideWhenUsed="0" w:uiPriority="61" w:semiHidden="0" w:name="Light List Accent 6"/>
-    <w:lsdException w:unhideWhenUsed="0" w:uiPriority="62" w:semiHidden="0" w:name="Light Grid Accent 6"/>
-    <w:lsdException w:unhideWhenUsed="0" w:uiPriority="63" w:semiHidden="0" w:name="Medium Shading 1 Accent 6"/>
+    <w:lsdException w:qFormat="1" w:unhideWhenUsed="0" w:uiPriority="61" w:semiHidden="0" w:name="Light List Accent 6"/>
+    <w:lsdException w:qFormat="1" w:unhideWhenUsed="0" w:uiPriority="62" w:semiHidden="0" w:name="Light Grid Accent 6"/>
+    <w:lsdException w:qFormat="1" w:unhideWhenUsed="0" w:uiPriority="63" w:semiHidden="0" w:name="Medium Shading 1 Accent 6"/>
     <w:lsdException w:qFormat="1" w:unhideWhenUsed="0" w:uiPriority="64" w:semiHidden="0" w:name="Medium Shading 2 Accent 6"/>
     <w:lsdException w:qFormat="1" w:unhideWhenUsed="0" w:uiPriority="65" w:semiHidden="0" w:name="Medium List 1 Accent 6"/>
     <w:lsdException w:qFormat="1" w:unhideWhenUsed="0" w:uiPriority="66" w:semiHidden="0" w:name="Medium List 2 Accent 6"/>
@@ -28072,6 +26954,7 @@
     <w:name w:val="Normal Table"/>
     <w:semiHidden/>
     <w:unhideWhenUsed/>
+    <w:qFormat/>
     <w:uiPriority w:val="99"/>
     <w:tblPr>
       <w:tblCellMar>
@@ -28086,6 +26969,7 @@
     <w:name w:val="macro"/>
     <w:link w:val="147"/>
     <w:unhideWhenUsed/>
+    <w:qFormat/>
     <w:uiPriority w:val="99"/>
     <w:pPr>
       <w:tabs>
@@ -28120,6 +27004,7 @@
     <w:name w:val="List Number 2"/>
     <w:basedOn w:val="1"/>
     <w:unhideWhenUsed/>
+    <w:qFormat/>
     <w:uiPriority w:val="99"/>
     <w:pPr>
       <w:numPr>
@@ -28133,6 +27018,7 @@
     <w:name w:val="List Number"/>
     <w:basedOn w:val="1"/>
     <w:unhideWhenUsed/>
+    <w:qFormat/>
     <w:uiPriority w:val="99"/>
     <w:pPr>
       <w:numPr>
@@ -28185,6 +27071,7 @@
     <w:basedOn w:val="1"/>
     <w:link w:val="146"/>
     <w:unhideWhenUsed/>
+    <w:qFormat/>
     <w:uiPriority w:val="99"/>
     <w:pPr>
       <w:spacing w:after="120"/>
@@ -28198,6 +27085,7 @@
     <w:name w:val="List Bullet 3"/>
     <w:basedOn w:val="1"/>
     <w:unhideWhenUsed/>
+    <w:qFormat/>
     <w:uiPriority w:val="99"/>
     <w:pPr>
       <w:numPr>
@@ -28212,6 +27100,7 @@
     <w:basedOn w:val="1"/>
     <w:link w:val="144"/>
     <w:unhideWhenUsed/>
+    <w:qFormat/>
     <w:uiPriority w:val="99"/>
     <w:pPr>
       <w:spacing w:after="120"/>
@@ -28221,6 +27110,7 @@
     <w:name w:val="List Number 3"/>
     <w:basedOn w:val="1"/>
     <w:unhideWhenUsed/>
+    <w:qFormat/>
     <w:uiPriority w:val="99"/>
     <w:pPr>
       <w:numPr>
@@ -28234,6 +27124,7 @@
     <w:name w:val="List 2"/>
     <w:basedOn w:val="1"/>
     <w:unhideWhenUsed/>
+    <w:qFormat/>
     <w:uiPriority w:val="99"/>
     <w:pPr>
       <w:ind w:left="720" w:hanging="360"/>
@@ -28244,6 +27135,7 @@
     <w:name w:val="List Continue"/>
     <w:basedOn w:val="1"/>
     <w:unhideWhenUsed/>
+    <w:qFormat/>
     <w:uiPriority w:val="99"/>
     <w:pPr>
       <w:spacing w:after="120"/>
@@ -28255,6 +27147,7 @@
     <w:name w:val="List Bullet 2"/>
     <w:basedOn w:val="1"/>
     <w:unhideWhenUsed/>
+    <w:qFormat/>
     <w:uiPriority w:val="99"/>
     <w:pPr>
       <w:numPr>
@@ -28269,6 +27162,7 @@
     <w:basedOn w:val="1"/>
     <w:link w:val="136"/>
     <w:unhideWhenUsed/>
+    <w:qFormat/>
     <w:uiPriority w:val="99"/>
     <w:pPr>
       <w:tabs>
@@ -28283,6 +27177,7 @@
     <w:basedOn w:val="1"/>
     <w:link w:val="135"/>
     <w:unhideWhenUsed/>
+    <w:qFormat/>
     <w:uiPriority w:val="99"/>
     <w:pPr>
       <w:tabs>
@@ -28318,6 +27213,7 @@
     <w:name w:val="List"/>
     <w:basedOn w:val="1"/>
     <w:unhideWhenUsed/>
+    <w:qFormat/>
     <w:uiPriority w:val="99"/>
     <w:pPr>
       <w:ind w:left="360" w:hanging="360"/>
@@ -28339,6 +27235,7 @@
     <w:name w:val="List Continue 2"/>
     <w:basedOn w:val="1"/>
     <w:unhideWhenUsed/>
+    <w:qFormat/>
     <w:uiPriority w:val="99"/>
     <w:pPr>
       <w:spacing w:after="120"/>
@@ -28350,6 +27247,7 @@
     <w:name w:val="List Continue 3"/>
     <w:basedOn w:val="1"/>
     <w:unhideWhenUsed/>
+    <w:qFormat/>
     <w:uiPriority w:val="99"/>
     <w:pPr>
       <w:spacing w:after="120"/>
@@ -28383,6 +27281,7 @@
   <w:style w:type="table" w:styleId="33">
     <w:name w:val="Table Grid"/>
     <w:basedOn w:val="32"/>
+    <w:qFormat/>
     <w:uiPriority w:val="59"/>
     <w:pPr>
       <w:spacing w:after="0" w:line="240" w:lineRule="auto"/>
@@ -28407,6 +27306,7 @@
   <w:style w:type="table" w:styleId="34">
     <w:name w:val="Light Shading"/>
     <w:basedOn w:val="32"/>
+    <w:qFormat/>
     <w:uiPriority w:val="60"/>
     <w:pPr>
       <w:spacing w:after="0" w:line="240" w:lineRule="auto"/>
@@ -28506,6 +27406,7 @@
   <w:style w:type="table" w:styleId="35">
     <w:name w:val="Light Shading Accent 1"/>
     <w:basedOn w:val="32"/>
+    <w:qFormat/>
     <w:uiPriority w:val="60"/>
     <w:pPr>
       <w:spacing w:after="0" w:line="240" w:lineRule="auto"/>
@@ -28605,6 +27506,7 @@
   <w:style w:type="table" w:styleId="36">
     <w:name w:val="Light Shading Accent 2"/>
     <w:basedOn w:val="32"/>
+    <w:qFormat/>
     <w:uiPriority w:val="60"/>
     <w:pPr>
       <w:spacing w:after="0" w:line="240" w:lineRule="auto"/>
@@ -28704,6 +27606,7 @@
   <w:style w:type="table" w:styleId="37">
     <w:name w:val="Light Shading Accent 3"/>
     <w:basedOn w:val="32"/>
+    <w:qFormat/>
     <w:uiPriority w:val="60"/>
     <w:pPr>
       <w:spacing w:after="0" w:line="240" w:lineRule="auto"/>
@@ -28903,6 +27806,7 @@
   <w:style w:type="table" w:styleId="39">
     <w:name w:val="Light Shading Accent 5"/>
     <w:basedOn w:val="32"/>
+    <w:qFormat/>
     <w:uiPriority w:val="60"/>
     <w:pPr>
       <w:spacing w:after="0" w:line="240" w:lineRule="auto"/>
@@ -29102,6 +28006,7 @@
   <w:style w:type="table" w:styleId="41">
     <w:name w:val="Light List"/>
     <w:basedOn w:val="32"/>
+    <w:qFormat/>
     <w:uiPriority w:val="61"/>
     <w:pPr>
       <w:spacing w:after="0" w:line="240" w:lineRule="auto"/>
@@ -29383,6 +28288,7 @@
   <w:style w:type="table" w:styleId="44">
     <w:name w:val="Light List Accent 3"/>
     <w:basedOn w:val="32"/>
+    <w:qFormat/>
     <w:uiPriority w:val="61"/>
     <w:pPr>
       <w:spacing w:after="0" w:line="240" w:lineRule="auto"/>
@@ -29664,6 +28570,7 @@
   <w:style w:type="table" w:styleId="47">
     <w:name w:val="Light List Accent 6"/>
     <w:basedOn w:val="32"/>
+    <w:qFormat/>
     <w:uiPriority w:val="61"/>
     <w:pPr>
       <w:spacing w:after="0" w:line="240" w:lineRule="auto"/>
@@ -29884,6 +28791,7 @@
   <w:style w:type="table" w:styleId="49">
     <w:name w:val="Light Grid Accent 1"/>
     <w:basedOn w:val="32"/>
+    <w:qFormat/>
     <w:uiPriority w:val="62"/>
     <w:pPr>
       <w:spacing w:after="0" w:line="240" w:lineRule="auto"/>
@@ -30010,6 +28918,7 @@
   <w:style w:type="table" w:styleId="50">
     <w:name w:val="Light Grid Accent 2"/>
     <w:basedOn w:val="32"/>
+    <w:qFormat/>
     <w:uiPriority w:val="62"/>
     <w:pPr>
       <w:spacing w:after="0" w:line="240" w:lineRule="auto"/>
@@ -30136,6 +29045,7 @@
   <w:style w:type="table" w:styleId="51">
     <w:name w:val="Light Grid Accent 3"/>
     <w:basedOn w:val="32"/>
+    <w:qFormat/>
     <w:uiPriority w:val="62"/>
     <w:pPr>
       <w:spacing w:after="0" w:line="240" w:lineRule="auto"/>
@@ -30388,6 +29298,7 @@
   <w:style w:type="table" w:styleId="53">
     <w:name w:val="Light Grid Accent 5"/>
     <w:basedOn w:val="32"/>
+    <w:qFormat/>
     <w:uiPriority w:val="62"/>
     <w:pPr>
       <w:spacing w:after="0" w:line="240" w:lineRule="auto"/>
@@ -30514,6 +29425,7 @@
   <w:style w:type="table" w:styleId="54">
     <w:name w:val="Light Grid Accent 6"/>
     <w:basedOn w:val="32"/>
+    <w:qFormat/>
     <w:uiPriority w:val="62"/>
     <w:pPr>
       <w:spacing w:after="0" w:line="240" w:lineRule="auto"/>
@@ -30640,6 +29552,7 @@
   <w:style w:type="table" w:styleId="55">
     <w:name w:val="Medium Shading 1"/>
     <w:basedOn w:val="32"/>
+    <w:qFormat/>
     <w:uiPriority w:val="63"/>
     <w:pPr>
       <w:spacing w:after="0" w:line="240" w:lineRule="auto"/>
@@ -30963,6 +29876,7 @@
   <w:style w:type="table" w:styleId="58">
     <w:name w:val="Medium Shading 1 Accent 3"/>
     <w:basedOn w:val="32"/>
+    <w:qFormat/>
     <w:uiPriority w:val="63"/>
     <w:pPr>
       <w:spacing w:after="0" w:line="240" w:lineRule="auto"/>
@@ -31286,6 +30200,7 @@
   <w:style w:type="table" w:styleId="61">
     <w:name w:val="Medium Shading 1 Accent 6"/>
     <w:basedOn w:val="32"/>
+    <w:qFormat/>
     <w:uiPriority w:val="63"/>
     <w:pPr>
       <w:spacing w:after="0" w:line="240" w:lineRule="auto"/>
@@ -32223,6 +31138,7 @@
   <w:style w:type="table" w:styleId="67">
     <w:name w:val="Medium Shading 2 Accent 5"/>
     <w:basedOn w:val="32"/>
+    <w:qFormat/>
     <w:uiPriority w:val="64"/>
     <w:pPr>
       <w:spacing w:after="0" w:line="240" w:lineRule="auto"/>
@@ -32554,6 +31470,7 @@
   <w:style w:type="table" w:styleId="69">
     <w:name w:val="Medium List 1"/>
     <w:basedOn w:val="32"/>
+    <w:qFormat/>
     <w:uiPriority w:val="65"/>
     <w:pPr>
       <w:spacing w:after="0" w:line="240" w:lineRule="auto"/>
